--- a/Guias/Semana 4 - Introducción a la programación.docx
+++ b/Guias/Semana 4 - Introducción a la programación.docx
@@ -568,7 +568,15 @@
                           <w:p/>
                           <w:p>
                             <w:r>
-                              <w:t xml:space="preserve">En la clase pasada vimos cómo </w:t>
+                              <w:t>El uso estricto de atributos para configurar el comportamiento y la fuente de una etiqueta. En la sesión anterior, se comprendió que una etiqueta &lt;</w:t>
+                            </w:r>
+                            <w:proofErr w:type="spellStart"/>
+                            <w:r>
+                              <w:t>img</w:t>
+                            </w:r>
+                            <w:proofErr w:type="spellEnd"/>
+                            <w:r>
+                              <w:t xml:space="preserve">&gt; es inútil sin su atributo </w:t>
                             </w:r>
                             <w:proofErr w:type="spellStart"/>
                             <w:r>
@@ -576,15 +584,7 @@
                             </w:r>
                             <w:proofErr w:type="spellEnd"/>
                             <w:r>
-                              <w:t xml:space="preserve">, </w:t>
-                            </w:r>
-                            <w:proofErr w:type="spellStart"/>
-                            <w:r>
-                              <w:t>alt</w:t>
-                            </w:r>
-                            <w:proofErr w:type="spellEnd"/>
-                            <w:r>
-                              <w:t xml:space="preserve">, </w:t>
+                              <w:t xml:space="preserve">, o una &lt;table&gt; requiere </w:t>
                             </w:r>
                             <w:proofErr w:type="spellStart"/>
                             <w:r>
@@ -592,15 +592,7 @@
                             </w:r>
                             <w:proofErr w:type="spellEnd"/>
                             <w:r>
-                              <w:t xml:space="preserve"> y </w:t>
-                            </w:r>
-                            <w:proofErr w:type="spellStart"/>
-                            <w:r>
-                              <w:t>rowspan</w:t>
-                            </w:r>
-                            <w:proofErr w:type="spellEnd"/>
-                            <w:r>
-                              <w:t xml:space="preserve"> modifican el comportamiento y la estructura de etiquetas estáticas (imágenes y tablas). Hoy, los atributos serán el núcleo absoluto: definirán qué tipo de dato se captura, cómo se valida y cómo se empaqueta para enviarlo a una base de datos.</w:t>
+                              <w:t xml:space="preserve"> para alterar su estructura. Hoy, las etiquetas de formulario dependerán enteramente de sus atributos para determinar qué tipo de datos pueden recolectar</w:t>
                             </w:r>
                           </w:p>
                           <w:p/>
@@ -621,19 +613,164 @@
                           </w:p>
                           <w:p>
                             <w:r>
-                              <w:t>T</w:t>
-                            </w:r>
-                            <w:r>
-                              <w:t>ienen 3 minutos. Este código intenta mostrar un video explicativo junto a una tabla de datos, pero tiene un error crítico de atributos que rompe la tabla y otro que impide reproducir el video.</w:t>
+                              <w:t>Tienen 3 minutos para identificar los dos errores críticos en el uso de atributos de este fragmento y reescribirlo correctamente en sus editores</w:t>
                             </w:r>
                           </w:p>
                           <w:p/>
                           <w:p>
                             <w:pPr>
-                              <w:pStyle w:val="Sinespaciado"/>
+                              <w:rPr>
+                                <w:lang w:val="en-US"/>
+                              </w:rPr>
                             </w:pPr>
                             <w:r>
-                              <w:t>&lt;</w:t>
+                              <w:rPr>
+                                <w:lang w:val="en-US"/>
+                              </w:rPr>
+                              <w:t>&lt;section&gt;</w:t>
+                            </w:r>
+                          </w:p>
+                          <w:p>
+                            <w:pPr>
+                              <w:rPr>
+                                <w:lang w:val="en-US"/>
+                              </w:rPr>
+                            </w:pPr>
+                            <w:r>
+                              <w:rPr>
+                                <w:lang w:val="en-US"/>
+                              </w:rPr>
+                              <w:t xml:space="preserve">    &lt;</w:t>
+                            </w:r>
+                            <w:proofErr w:type="spellStart"/>
+                            <w:r>
+                              <w:rPr>
+                                <w:lang w:val="en-US"/>
+                              </w:rPr>
+                              <w:t>img</w:t>
+                            </w:r>
+                            <w:proofErr w:type="spellEnd"/>
+                            <w:r>
+                              <w:rPr>
+                                <w:lang w:val="en-US"/>
+                              </w:rPr>
+                              <w:t xml:space="preserve"> </w:t>
+                            </w:r>
+                            <w:proofErr w:type="spellStart"/>
+                            <w:r>
+                              <w:rPr>
+                                <w:lang w:val="en-US"/>
+                              </w:rPr>
+                              <w:t>href</w:t>
+                            </w:r>
+                            <w:proofErr w:type="spellEnd"/>
+                            <w:r>
+                              <w:rPr>
+                                <w:lang w:val="en-US"/>
+                              </w:rPr>
+                              <w:t>="./</w:t>
+                            </w:r>
+                            <w:proofErr w:type="spellStart"/>
+                            <w:r>
+                              <w:rPr>
+                                <w:lang w:val="en-US"/>
+                              </w:rPr>
+                              <w:t>imagenes</w:t>
+                            </w:r>
+                            <w:proofErr w:type="spellEnd"/>
+                            <w:r>
+                              <w:rPr>
+                                <w:lang w:val="en-US"/>
+                              </w:rPr>
+                              <w:t>/usuario.jpg"&gt;</w:t>
+                            </w:r>
+                          </w:p>
+                          <w:p>
+                            <w:pPr>
+                              <w:rPr>
+                                <w:lang w:val="en-US"/>
+                              </w:rPr>
+                            </w:pPr>
+                            <w:r>
+                              <w:rPr>
+                                <w:lang w:val="en-US"/>
+                              </w:rPr>
+                              <w:t xml:space="preserve">    &lt;</w:t>
+                            </w:r>
+                            <w:proofErr w:type="spellStart"/>
+                            <w:r>
+                              <w:rPr>
+                                <w:lang w:val="en-US"/>
+                              </w:rPr>
+                              <w:t>iframe</w:t>
+                            </w:r>
+                            <w:proofErr w:type="spellEnd"/>
+                            <w:r>
+                              <w:rPr>
+                                <w:lang w:val="en-US"/>
+                              </w:rPr>
+                              <w:t xml:space="preserve"> </w:t>
+                            </w:r>
+                            <w:proofErr w:type="spellStart"/>
+                            <w:r>
+                              <w:rPr>
+                                <w:lang w:val="en-US"/>
+                              </w:rPr>
+                              <w:t>src</w:t>
+                            </w:r>
+                            <w:proofErr w:type="spellEnd"/>
+                            <w:r>
+                              <w:rPr>
+                                <w:lang w:val="en-US"/>
+                              </w:rPr>
+                              <w:t>="https://mapas.com/</w:t>
+                            </w:r>
+                            <w:proofErr w:type="spellStart"/>
+                            <w:r>
+                              <w:rPr>
+                                <w:lang w:val="en-US"/>
+                              </w:rPr>
+                              <w:t>ubicacion</w:t>
+                            </w:r>
+                            <w:proofErr w:type="spellEnd"/>
+                            <w:r>
+                              <w:rPr>
+                                <w:lang w:val="en-US"/>
+                              </w:rPr>
+                              <w:t xml:space="preserve">" </w:t>
+                            </w:r>
+                            <w:proofErr w:type="spellStart"/>
+                            <w:r>
+                              <w:rPr>
+                                <w:lang w:val="en-US"/>
+                              </w:rPr>
+                              <w:t>allowfullscreen</w:t>
+                            </w:r>
+                            <w:proofErr w:type="spellEnd"/>
+                            <w:r>
+                              <w:rPr>
+                                <w:lang w:val="en-US"/>
+                              </w:rPr>
+                              <w:t>&gt;&lt;/</w:t>
+                            </w:r>
+                            <w:proofErr w:type="spellStart"/>
+                            <w:r>
+                              <w:rPr>
+                                <w:lang w:val="en-US"/>
+                              </w:rPr>
+                              <w:t>iframe</w:t>
+                            </w:r>
+                            <w:proofErr w:type="spellEnd"/>
+                            <w:r>
+                              <w:rPr>
+                                <w:lang w:val="en-US"/>
+                              </w:rPr>
+                              <w:t>&gt;</w:t>
+                            </w:r>
+                          </w:p>
+                          <w:p>
+                            <w:r>
+                              <w:t>&lt;/</w:t>
                             </w:r>
                             <w:proofErr w:type="spellStart"/>
                             <w:r>
@@ -644,252 +781,6 @@
                               <w:t>&gt;</w:t>
                             </w:r>
                           </w:p>
-                          <w:p>
-                            <w:pPr>
-                              <w:pStyle w:val="Sinespaciado"/>
-                            </w:pPr>
-                            <w:r>
-                              <w:t xml:space="preserve">    &lt;video </w:t>
-                            </w:r>
-                            <w:proofErr w:type="spellStart"/>
-                            <w:r>
-                              <w:t>src</w:t>
-                            </w:r>
-                            <w:proofErr w:type="spellEnd"/>
-                            <w:r>
-                              <w:t>="tutorial.mp4"&gt;&lt;/video&gt;</w:t>
-                            </w:r>
-                          </w:p>
-                          <w:p>
-                            <w:pPr>
-                              <w:pStyle w:val="Sinespaciado"/>
-                              <w:rPr>
-                                <w:lang w:val="en-US"/>
-                              </w:rPr>
-                            </w:pPr>
-                            <w:r>
-                              <w:t xml:space="preserve">    </w:t>
-                            </w:r>
-                            <w:r>
-                              <w:rPr>
-                                <w:lang w:val="en-US"/>
-                              </w:rPr>
-                              <w:t>&lt;table&gt;</w:t>
-                            </w:r>
-                          </w:p>
-                          <w:p>
-                            <w:pPr>
-                              <w:pStyle w:val="Sinespaciado"/>
-                              <w:rPr>
-                                <w:lang w:val="en-US"/>
-                              </w:rPr>
-                            </w:pPr>
-                            <w:r>
-                              <w:rPr>
-                                <w:lang w:val="en-US"/>
-                              </w:rPr>
-                              <w:t xml:space="preserve">        &lt;tr&gt;</w:t>
-                            </w:r>
-                          </w:p>
-                          <w:p>
-                            <w:pPr>
-                              <w:pStyle w:val="Sinespaciado"/>
-                              <w:rPr>
-                                <w:lang w:val="en-US"/>
-                              </w:rPr>
-                            </w:pPr>
-                            <w:r>
-                              <w:rPr>
-                                <w:lang w:val="en-US"/>
-                              </w:rPr>
-                              <w:t xml:space="preserve">            &lt;td </w:t>
-                            </w:r>
-                            <w:proofErr w:type="spellStart"/>
-                            <w:r>
-                              <w:rPr>
-                                <w:lang w:val="en-US"/>
-                              </w:rPr>
-                              <w:t>rowspan</w:t>
-                            </w:r>
-                            <w:proofErr w:type="spellEnd"/>
-                            <w:r>
-                              <w:rPr>
-                                <w:lang w:val="en-US"/>
-                              </w:rPr>
-                              <w:t>="2"&gt;</w:t>
-                            </w:r>
-                            <w:proofErr w:type="spellStart"/>
-                            <w:r>
-                              <w:rPr>
-                                <w:lang w:val="en-US"/>
-                              </w:rPr>
-                              <w:t>Categoría</w:t>
-                            </w:r>
-                            <w:proofErr w:type="spellEnd"/>
-                            <w:r>
-                              <w:rPr>
-                                <w:lang w:val="en-US"/>
-                              </w:rPr>
-                              <w:t>&lt;/td&gt;</w:t>
-                            </w:r>
-                          </w:p>
-                          <w:p>
-                            <w:pPr>
-                              <w:pStyle w:val="Sinespaciado"/>
-                              <w:rPr>
-                                <w:lang w:val="en-US"/>
-                              </w:rPr>
-                            </w:pPr>
-                            <w:r>
-                              <w:rPr>
-                                <w:lang w:val="en-US"/>
-                              </w:rPr>
-                              <w:t xml:space="preserve">            &lt;td&gt;</w:t>
-                            </w:r>
-                            <w:proofErr w:type="spellStart"/>
-                            <w:r>
-                              <w:rPr>
-                                <w:lang w:val="en-US"/>
-                              </w:rPr>
-                              <w:t>Elemento</w:t>
-                            </w:r>
-                            <w:proofErr w:type="spellEnd"/>
-                            <w:r>
-                              <w:rPr>
-                                <w:lang w:val="en-US"/>
-                              </w:rPr>
-                              <w:t xml:space="preserve"> 1&lt;/td&gt;</w:t>
-                            </w:r>
-                          </w:p>
-                          <w:p>
-                            <w:pPr>
-                              <w:pStyle w:val="Sinespaciado"/>
-                              <w:rPr>
-                                <w:lang w:val="en-US"/>
-                              </w:rPr>
-                            </w:pPr>
-                            <w:r>
-                              <w:rPr>
-                                <w:lang w:val="en-US"/>
-                              </w:rPr>
-                              <w:t xml:space="preserve">        &lt;/tr&gt;</w:t>
-                            </w:r>
-                          </w:p>
-                          <w:p>
-                            <w:pPr>
-                              <w:pStyle w:val="Sinespaciado"/>
-                              <w:rPr>
-                                <w:lang w:val="en-US"/>
-                              </w:rPr>
-                            </w:pPr>
-                            <w:r>
-                              <w:rPr>
-                                <w:lang w:val="en-US"/>
-                              </w:rPr>
-                              <w:t xml:space="preserve">        &lt;tr&gt;</w:t>
-                            </w:r>
-                          </w:p>
-                          <w:p>
-                            <w:pPr>
-                              <w:pStyle w:val="Sinespaciado"/>
-                              <w:rPr>
-                                <w:lang w:val="en-US"/>
-                              </w:rPr>
-                            </w:pPr>
-                            <w:r>
-                              <w:rPr>
-                                <w:lang w:val="en-US"/>
-                              </w:rPr>
-                              <w:t xml:space="preserve">            &lt;td&gt;</w:t>
-                            </w:r>
-                            <w:proofErr w:type="spellStart"/>
-                            <w:r>
-                              <w:rPr>
-                                <w:lang w:val="en-US"/>
-                              </w:rPr>
-                              <w:t>Elemento</w:t>
-                            </w:r>
-                            <w:proofErr w:type="spellEnd"/>
-                            <w:r>
-                              <w:rPr>
-                                <w:lang w:val="en-US"/>
-                              </w:rPr>
-                              <w:t xml:space="preserve"> 2&lt;/td&gt;</w:t>
-                            </w:r>
-                          </w:p>
-                          <w:p>
-                            <w:pPr>
-                              <w:pStyle w:val="Sinespaciado"/>
-                              <w:rPr>
-                                <w:lang w:val="en-US"/>
-                              </w:rPr>
-                            </w:pPr>
-                            <w:r>
-                              <w:rPr>
-                                <w:lang w:val="en-US"/>
-                              </w:rPr>
-                              <w:t xml:space="preserve">            &lt;td&gt;</w:t>
-                            </w:r>
-                            <w:proofErr w:type="spellStart"/>
-                            <w:r>
-                              <w:rPr>
-                                <w:lang w:val="en-US"/>
-                              </w:rPr>
-                              <w:t>Elemento</w:t>
-                            </w:r>
-                            <w:proofErr w:type="spellEnd"/>
-                            <w:r>
-                              <w:rPr>
-                                <w:lang w:val="en-US"/>
-                              </w:rPr>
-                              <w:t xml:space="preserve"> 3&lt;/td&gt;</w:t>
-                            </w:r>
-                          </w:p>
-                          <w:p>
-                            <w:pPr>
-                              <w:pStyle w:val="Sinespaciado"/>
-                              <w:rPr>
-                                <w:lang w:val="en-US"/>
-                              </w:rPr>
-                            </w:pPr>
-                            <w:r>
-                              <w:rPr>
-                                <w:lang w:val="en-US"/>
-                              </w:rPr>
-                              <w:t xml:space="preserve">        &lt;/tr&gt;</w:t>
-                            </w:r>
-                          </w:p>
-                          <w:p>
-                            <w:pPr>
-                              <w:pStyle w:val="Sinespaciado"/>
-                              <w:rPr>
-                                <w:lang w:val="en-US"/>
-                              </w:rPr>
-                            </w:pPr>
-                            <w:r>
-                              <w:rPr>
-                                <w:lang w:val="en-US"/>
-                              </w:rPr>
-                              <w:t xml:space="preserve">    &lt;/table&gt;</w:t>
-                            </w:r>
-                          </w:p>
-                          <w:p>
-                            <w:pPr>
-                              <w:pStyle w:val="Sinespaciado"/>
-                            </w:pPr>
-                            <w:r>
-                              <w:t>&lt;/</w:t>
-                            </w:r>
-                            <w:proofErr w:type="spellStart"/>
-                            <w:r>
-                              <w:t>section</w:t>
-                            </w:r>
-                            <w:proofErr w:type="spellEnd"/>
-                            <w:r>
-                              <w:t>&gt;</w:t>
-                            </w:r>
-                          </w:p>
-                          <w:p/>
                           <w:p/>
                         </w:txbxContent>
                       </wps:txbx>
@@ -924,7 +815,15 @@
                     <w:p/>
                     <w:p>
                       <w:r>
-                        <w:t xml:space="preserve">En la clase pasada vimos cómo </w:t>
+                        <w:t>El uso estricto de atributos para configurar el comportamiento y la fuente de una etiqueta. En la sesión anterior, se comprendió que una etiqueta &lt;</w:t>
+                      </w:r>
+                      <w:proofErr w:type="spellStart"/>
+                      <w:r>
+                        <w:t>img</w:t>
+                      </w:r>
+                      <w:proofErr w:type="spellEnd"/>
+                      <w:r>
+                        <w:t xml:space="preserve">&gt; es inútil sin su atributo </w:t>
                       </w:r>
                       <w:proofErr w:type="spellStart"/>
                       <w:r>
@@ -932,15 +831,7 @@
                       </w:r>
                       <w:proofErr w:type="spellEnd"/>
                       <w:r>
-                        <w:t xml:space="preserve">, </w:t>
-                      </w:r>
-                      <w:proofErr w:type="spellStart"/>
-                      <w:r>
-                        <w:t>alt</w:t>
-                      </w:r>
-                      <w:proofErr w:type="spellEnd"/>
-                      <w:r>
-                        <w:t xml:space="preserve">, </w:t>
+                        <w:t xml:space="preserve">, o una &lt;table&gt; requiere </w:t>
                       </w:r>
                       <w:proofErr w:type="spellStart"/>
                       <w:r>
@@ -948,15 +839,7 @@
                       </w:r>
                       <w:proofErr w:type="spellEnd"/>
                       <w:r>
-                        <w:t xml:space="preserve"> y </w:t>
-                      </w:r>
-                      <w:proofErr w:type="spellStart"/>
-                      <w:r>
-                        <w:t>rowspan</w:t>
-                      </w:r>
-                      <w:proofErr w:type="spellEnd"/>
-                      <w:r>
-                        <w:t xml:space="preserve"> modifican el comportamiento y la estructura de etiquetas estáticas (imágenes y tablas). Hoy, los atributos serán el núcleo absoluto: definirán qué tipo de dato se captura, cómo se valida y cómo se empaqueta para enviarlo a una base de datos.</w:t>
+                        <w:t xml:space="preserve"> para alterar su estructura. Hoy, las etiquetas de formulario dependerán enteramente de sus atributos para determinar qué tipo de datos pueden recolectar</w:t>
                       </w:r>
                     </w:p>
                     <w:p/>
@@ -977,19 +860,164 @@
                     </w:p>
                     <w:p>
                       <w:r>
-                        <w:t>T</w:t>
-                      </w:r>
-                      <w:r>
-                        <w:t>ienen 3 minutos. Este código intenta mostrar un video explicativo junto a una tabla de datos, pero tiene un error crítico de atributos que rompe la tabla y otro que impide reproducir el video.</w:t>
+                        <w:t>Tienen 3 minutos para identificar los dos errores críticos en el uso de atributos de este fragmento y reescribirlo correctamente en sus editores</w:t>
                       </w:r>
                     </w:p>
                     <w:p/>
                     <w:p>
                       <w:pPr>
-                        <w:pStyle w:val="Sinespaciado"/>
+                        <w:rPr>
+                          <w:lang w:val="en-US"/>
+                        </w:rPr>
                       </w:pPr>
                       <w:r>
-                        <w:t>&lt;</w:t>
+                        <w:rPr>
+                          <w:lang w:val="en-US"/>
+                        </w:rPr>
+                        <w:t>&lt;section&gt;</w:t>
+                      </w:r>
+                    </w:p>
+                    <w:p>
+                      <w:pPr>
+                        <w:rPr>
+                          <w:lang w:val="en-US"/>
+                        </w:rPr>
+                      </w:pPr>
+                      <w:r>
+                        <w:rPr>
+                          <w:lang w:val="en-US"/>
+                        </w:rPr>
+                        <w:t xml:space="preserve">    &lt;</w:t>
+                      </w:r>
+                      <w:proofErr w:type="spellStart"/>
+                      <w:r>
+                        <w:rPr>
+                          <w:lang w:val="en-US"/>
+                        </w:rPr>
+                        <w:t>img</w:t>
+                      </w:r>
+                      <w:proofErr w:type="spellEnd"/>
+                      <w:r>
+                        <w:rPr>
+                          <w:lang w:val="en-US"/>
+                        </w:rPr>
+                        <w:t xml:space="preserve"> </w:t>
+                      </w:r>
+                      <w:proofErr w:type="spellStart"/>
+                      <w:r>
+                        <w:rPr>
+                          <w:lang w:val="en-US"/>
+                        </w:rPr>
+                        <w:t>href</w:t>
+                      </w:r>
+                      <w:proofErr w:type="spellEnd"/>
+                      <w:r>
+                        <w:rPr>
+                          <w:lang w:val="en-US"/>
+                        </w:rPr>
+                        <w:t>="./</w:t>
+                      </w:r>
+                      <w:proofErr w:type="spellStart"/>
+                      <w:r>
+                        <w:rPr>
+                          <w:lang w:val="en-US"/>
+                        </w:rPr>
+                        <w:t>imagenes</w:t>
+                      </w:r>
+                      <w:proofErr w:type="spellEnd"/>
+                      <w:r>
+                        <w:rPr>
+                          <w:lang w:val="en-US"/>
+                        </w:rPr>
+                        <w:t>/usuario.jpg"&gt;</w:t>
+                      </w:r>
+                    </w:p>
+                    <w:p>
+                      <w:pPr>
+                        <w:rPr>
+                          <w:lang w:val="en-US"/>
+                        </w:rPr>
+                      </w:pPr>
+                      <w:r>
+                        <w:rPr>
+                          <w:lang w:val="en-US"/>
+                        </w:rPr>
+                        <w:t xml:space="preserve">    &lt;</w:t>
+                      </w:r>
+                      <w:proofErr w:type="spellStart"/>
+                      <w:r>
+                        <w:rPr>
+                          <w:lang w:val="en-US"/>
+                        </w:rPr>
+                        <w:t>iframe</w:t>
+                      </w:r>
+                      <w:proofErr w:type="spellEnd"/>
+                      <w:r>
+                        <w:rPr>
+                          <w:lang w:val="en-US"/>
+                        </w:rPr>
+                        <w:t xml:space="preserve"> </w:t>
+                      </w:r>
+                      <w:proofErr w:type="spellStart"/>
+                      <w:r>
+                        <w:rPr>
+                          <w:lang w:val="en-US"/>
+                        </w:rPr>
+                        <w:t>src</w:t>
+                      </w:r>
+                      <w:proofErr w:type="spellEnd"/>
+                      <w:r>
+                        <w:rPr>
+                          <w:lang w:val="en-US"/>
+                        </w:rPr>
+                        <w:t>="https://mapas.com/</w:t>
+                      </w:r>
+                      <w:proofErr w:type="spellStart"/>
+                      <w:r>
+                        <w:rPr>
+                          <w:lang w:val="en-US"/>
+                        </w:rPr>
+                        <w:t>ubicacion</w:t>
+                      </w:r>
+                      <w:proofErr w:type="spellEnd"/>
+                      <w:r>
+                        <w:rPr>
+                          <w:lang w:val="en-US"/>
+                        </w:rPr>
+                        <w:t xml:space="preserve">" </w:t>
+                      </w:r>
+                      <w:proofErr w:type="spellStart"/>
+                      <w:r>
+                        <w:rPr>
+                          <w:lang w:val="en-US"/>
+                        </w:rPr>
+                        <w:t>allowfullscreen</w:t>
+                      </w:r>
+                      <w:proofErr w:type="spellEnd"/>
+                      <w:r>
+                        <w:rPr>
+                          <w:lang w:val="en-US"/>
+                        </w:rPr>
+                        <w:t>&gt;&lt;/</w:t>
+                      </w:r>
+                      <w:proofErr w:type="spellStart"/>
+                      <w:r>
+                        <w:rPr>
+                          <w:lang w:val="en-US"/>
+                        </w:rPr>
+                        <w:t>iframe</w:t>
+                      </w:r>
+                      <w:proofErr w:type="spellEnd"/>
+                      <w:r>
+                        <w:rPr>
+                          <w:lang w:val="en-US"/>
+                        </w:rPr>
+                        <w:t>&gt;</w:t>
+                      </w:r>
+                    </w:p>
+                    <w:p>
+                      <w:r>
+                        <w:t>&lt;/</w:t>
                       </w:r>
                       <w:proofErr w:type="spellStart"/>
                       <w:r>
@@ -1000,252 +1028,6 @@
                         <w:t>&gt;</w:t>
                       </w:r>
                     </w:p>
-                    <w:p>
-                      <w:pPr>
-                        <w:pStyle w:val="Sinespaciado"/>
-                      </w:pPr>
-                      <w:r>
-                        <w:t xml:space="preserve">    &lt;video </w:t>
-                      </w:r>
-                      <w:proofErr w:type="spellStart"/>
-                      <w:r>
-                        <w:t>src</w:t>
-                      </w:r>
-                      <w:proofErr w:type="spellEnd"/>
-                      <w:r>
-                        <w:t>="tutorial.mp4"&gt;&lt;/video&gt;</w:t>
-                      </w:r>
-                    </w:p>
-                    <w:p>
-                      <w:pPr>
-                        <w:pStyle w:val="Sinespaciado"/>
-                        <w:rPr>
-                          <w:lang w:val="en-US"/>
-                        </w:rPr>
-                      </w:pPr>
-                      <w:r>
-                        <w:t xml:space="preserve">    </w:t>
-                      </w:r>
-                      <w:r>
-                        <w:rPr>
-                          <w:lang w:val="en-US"/>
-                        </w:rPr>
-                        <w:t>&lt;table&gt;</w:t>
-                      </w:r>
-                    </w:p>
-                    <w:p>
-                      <w:pPr>
-                        <w:pStyle w:val="Sinespaciado"/>
-                        <w:rPr>
-                          <w:lang w:val="en-US"/>
-                        </w:rPr>
-                      </w:pPr>
-                      <w:r>
-                        <w:rPr>
-                          <w:lang w:val="en-US"/>
-                        </w:rPr>
-                        <w:t xml:space="preserve">        &lt;tr&gt;</w:t>
-                      </w:r>
-                    </w:p>
-                    <w:p>
-                      <w:pPr>
-                        <w:pStyle w:val="Sinespaciado"/>
-                        <w:rPr>
-                          <w:lang w:val="en-US"/>
-                        </w:rPr>
-                      </w:pPr>
-                      <w:r>
-                        <w:rPr>
-                          <w:lang w:val="en-US"/>
-                        </w:rPr>
-                        <w:t xml:space="preserve">            &lt;td </w:t>
-                      </w:r>
-                      <w:proofErr w:type="spellStart"/>
-                      <w:r>
-                        <w:rPr>
-                          <w:lang w:val="en-US"/>
-                        </w:rPr>
-                        <w:t>rowspan</w:t>
-                      </w:r>
-                      <w:proofErr w:type="spellEnd"/>
-                      <w:r>
-                        <w:rPr>
-                          <w:lang w:val="en-US"/>
-                        </w:rPr>
-                        <w:t>="2"&gt;</w:t>
-                      </w:r>
-                      <w:proofErr w:type="spellStart"/>
-                      <w:r>
-                        <w:rPr>
-                          <w:lang w:val="en-US"/>
-                        </w:rPr>
-                        <w:t>Categoría</w:t>
-                      </w:r>
-                      <w:proofErr w:type="spellEnd"/>
-                      <w:r>
-                        <w:rPr>
-                          <w:lang w:val="en-US"/>
-                        </w:rPr>
-                        <w:t>&lt;/td&gt;</w:t>
-                      </w:r>
-                    </w:p>
-                    <w:p>
-                      <w:pPr>
-                        <w:pStyle w:val="Sinespaciado"/>
-                        <w:rPr>
-                          <w:lang w:val="en-US"/>
-                        </w:rPr>
-                      </w:pPr>
-                      <w:r>
-                        <w:rPr>
-                          <w:lang w:val="en-US"/>
-                        </w:rPr>
-                        <w:t xml:space="preserve">            &lt;td&gt;</w:t>
-                      </w:r>
-                      <w:proofErr w:type="spellStart"/>
-                      <w:r>
-                        <w:rPr>
-                          <w:lang w:val="en-US"/>
-                        </w:rPr>
-                        <w:t>Elemento</w:t>
-                      </w:r>
-                      <w:proofErr w:type="spellEnd"/>
-                      <w:r>
-                        <w:rPr>
-                          <w:lang w:val="en-US"/>
-                        </w:rPr>
-                        <w:t xml:space="preserve"> 1&lt;/td&gt;</w:t>
-                      </w:r>
-                    </w:p>
-                    <w:p>
-                      <w:pPr>
-                        <w:pStyle w:val="Sinespaciado"/>
-                        <w:rPr>
-                          <w:lang w:val="en-US"/>
-                        </w:rPr>
-                      </w:pPr>
-                      <w:r>
-                        <w:rPr>
-                          <w:lang w:val="en-US"/>
-                        </w:rPr>
-                        <w:t xml:space="preserve">        &lt;/tr&gt;</w:t>
-                      </w:r>
-                    </w:p>
-                    <w:p>
-                      <w:pPr>
-                        <w:pStyle w:val="Sinespaciado"/>
-                        <w:rPr>
-                          <w:lang w:val="en-US"/>
-                        </w:rPr>
-                      </w:pPr>
-                      <w:r>
-                        <w:rPr>
-                          <w:lang w:val="en-US"/>
-                        </w:rPr>
-                        <w:t xml:space="preserve">        &lt;tr&gt;</w:t>
-                      </w:r>
-                    </w:p>
-                    <w:p>
-                      <w:pPr>
-                        <w:pStyle w:val="Sinespaciado"/>
-                        <w:rPr>
-                          <w:lang w:val="en-US"/>
-                        </w:rPr>
-                      </w:pPr>
-                      <w:r>
-                        <w:rPr>
-                          <w:lang w:val="en-US"/>
-                        </w:rPr>
-                        <w:t xml:space="preserve">            &lt;td&gt;</w:t>
-                      </w:r>
-                      <w:proofErr w:type="spellStart"/>
-                      <w:r>
-                        <w:rPr>
-                          <w:lang w:val="en-US"/>
-                        </w:rPr>
-                        <w:t>Elemento</w:t>
-                      </w:r>
-                      <w:proofErr w:type="spellEnd"/>
-                      <w:r>
-                        <w:rPr>
-                          <w:lang w:val="en-US"/>
-                        </w:rPr>
-                        <w:t xml:space="preserve"> 2&lt;/td&gt;</w:t>
-                      </w:r>
-                    </w:p>
-                    <w:p>
-                      <w:pPr>
-                        <w:pStyle w:val="Sinespaciado"/>
-                        <w:rPr>
-                          <w:lang w:val="en-US"/>
-                        </w:rPr>
-                      </w:pPr>
-                      <w:r>
-                        <w:rPr>
-                          <w:lang w:val="en-US"/>
-                        </w:rPr>
-                        <w:t xml:space="preserve">            &lt;td&gt;</w:t>
-                      </w:r>
-                      <w:proofErr w:type="spellStart"/>
-                      <w:r>
-                        <w:rPr>
-                          <w:lang w:val="en-US"/>
-                        </w:rPr>
-                        <w:t>Elemento</w:t>
-                      </w:r>
-                      <w:proofErr w:type="spellEnd"/>
-                      <w:r>
-                        <w:rPr>
-                          <w:lang w:val="en-US"/>
-                        </w:rPr>
-                        <w:t xml:space="preserve"> 3&lt;/td&gt;</w:t>
-                      </w:r>
-                    </w:p>
-                    <w:p>
-                      <w:pPr>
-                        <w:pStyle w:val="Sinespaciado"/>
-                        <w:rPr>
-                          <w:lang w:val="en-US"/>
-                        </w:rPr>
-                      </w:pPr>
-                      <w:r>
-                        <w:rPr>
-                          <w:lang w:val="en-US"/>
-                        </w:rPr>
-                        <w:t xml:space="preserve">        &lt;/tr&gt;</w:t>
-                      </w:r>
-                    </w:p>
-                    <w:p>
-                      <w:pPr>
-                        <w:pStyle w:val="Sinespaciado"/>
-                        <w:rPr>
-                          <w:lang w:val="en-US"/>
-                        </w:rPr>
-                      </w:pPr>
-                      <w:r>
-                        <w:rPr>
-                          <w:lang w:val="en-US"/>
-                        </w:rPr>
-                        <w:t xml:space="preserve">    &lt;/table&gt;</w:t>
-                      </w:r>
-                    </w:p>
-                    <w:p>
-                      <w:pPr>
-                        <w:pStyle w:val="Sinespaciado"/>
-                      </w:pPr>
-                      <w:r>
-                        <w:t>&lt;/</w:t>
-                      </w:r>
-                      <w:proofErr w:type="spellStart"/>
-                      <w:r>
-                        <w:t>section</w:t>
-                      </w:r>
-                      <w:proofErr w:type="spellEnd"/>
-                      <w:r>
-                        <w:t>&gt;</w:t>
-                      </w:r>
-                    </w:p>
-                    <w:p/>
                     <w:p/>
                   </w:txbxContent>
                 </v:textbox>
@@ -12933,10 +12715,515 @@
     </w:p>
     <w:p>
       <w:pPr>
+        <w:pStyle w:val="Ttulo1"/>
+      </w:pPr>
+      <w:r>
         <w:rPr>
-          <w:lang w:val="en-US"/>
+          <w:noProof/>
         </w:rPr>
-      </w:pPr>
+        <w:lastRenderedPageBreak/>
+        <mc:AlternateContent>
+          <mc:Choice Requires="wps">
+            <w:drawing>
+              <wp:anchor distT="45720" distB="45720" distL="114300" distR="114300" simplePos="0" relativeHeight="251982848" behindDoc="0" locked="0" layoutInCell="1" allowOverlap="1" wp14:anchorId="3A200710" wp14:editId="1CF1161F">
+                <wp:simplePos x="0" y="0"/>
+                <wp:positionH relativeFrom="margin">
+                  <wp:posOffset>-44450</wp:posOffset>
+                </wp:positionH>
+                <wp:positionV relativeFrom="paragraph">
+                  <wp:posOffset>-46990</wp:posOffset>
+                </wp:positionV>
+                <wp:extent cx="10956290" cy="6803571"/>
+                <wp:effectExtent l="0" t="0" r="0" b="0"/>
+                <wp:wrapNone/>
+                <wp:docPr id="833187909" name="Cuadro de texto 2"/>
+                <wp:cNvGraphicFramePr>
+                  <a:graphicFrameLocks xmlns:a="http://schemas.openxmlformats.org/drawingml/2006/main"/>
+                </wp:cNvGraphicFramePr>
+                <a:graphic xmlns:a="http://schemas.openxmlformats.org/drawingml/2006/main">
+                  <a:graphicData uri="http://schemas.microsoft.com/office/word/2010/wordprocessingShape">
+                    <wps:wsp>
+                      <wps:cNvSpPr txBox="1">
+                        <a:spLocks noChangeArrowheads="1"/>
+                      </wps:cNvSpPr>
+                      <wps:spPr bwMode="auto">
+                        <a:xfrm>
+                          <a:off x="0" y="0"/>
+                          <a:ext cx="10956290" cy="6803571"/>
+                        </a:xfrm>
+                        <a:prstGeom prst="rect">
+                          <a:avLst/>
+                        </a:prstGeom>
+                        <a:noFill/>
+                        <a:ln w="9525">
+                          <a:noFill/>
+                          <a:miter lim="800000"/>
+                          <a:headEnd/>
+                          <a:tailEnd/>
+                        </a:ln>
+                      </wps:spPr>
+                      <wps:txbx>
+                        <w:txbxContent>
+                          <w:p>
+                            <w:pPr>
+                              <w:pStyle w:val="Ttulo1"/>
+                            </w:pPr>
+                            <w:r>
+                              <w:t>Actividad de clase</w:t>
+                            </w:r>
+                          </w:p>
+                          <w:p>
+                            <w:pPr>
+                              <w:rPr>
+                                <w:b/>
+                                <w:bCs/>
+                                <w:kern w:val="0"/>
+                                <w:sz w:val="52"/>
+                                <w:szCs w:val="40"/>
+                              </w:rPr>
+                            </w:pPr>
+                          </w:p>
+                          <w:p>
+                            <w:r>
+                              <w:t>Organización en parejas. Un "Driver" asume el control del teclado; el "</w:t>
+                            </w:r>
+                            <w:proofErr w:type="spellStart"/>
+                            <w:r>
+                              <w:t>Navigator</w:t>
+                            </w:r>
+                            <w:proofErr w:type="spellEnd"/>
+                            <w:r>
+                              <w:t xml:space="preserve">" revisa la documentación oficial, dicta la semántica correcta y supervisa errores. </w:t>
+                            </w:r>
+                          </w:p>
+                          <w:p/>
+                          <w:p>
+                            <w:r>
+                              <w:rPr>
+                                <w:b/>
+                                <w:bCs/>
+                              </w:rPr>
+                              <w:t>Requerimiento:</w:t>
+                            </w:r>
+                            <w:r>
+                              <w:t xml:space="preserve"> Crear el archivo registro_hackathon.html. Debe contener un formulario que solicite:</w:t>
+                            </w:r>
+                          </w:p>
+                          <w:p/>
+                          <w:p>
+                            <w:pPr>
+                              <w:numPr>
+                                <w:ilvl w:val="0"/>
+                                <w:numId w:val="29"/>
+                              </w:numPr>
+                              <w:spacing w:line="360" w:lineRule="auto"/>
+                            </w:pPr>
+                            <w:r>
+                              <w:t>Nombre completo (Texto).</w:t>
+                            </w:r>
+                          </w:p>
+                          <w:p>
+                            <w:pPr>
+                              <w:numPr>
+                                <w:ilvl w:val="0"/>
+                                <w:numId w:val="29"/>
+                              </w:numPr>
+                              <w:spacing w:line="360" w:lineRule="auto"/>
+                            </w:pPr>
+                            <w:r>
+                              <w:t>Edad (Número, con mínimo de 18 años).</w:t>
+                            </w:r>
+                          </w:p>
+                          <w:p>
+                            <w:pPr>
+                              <w:numPr>
+                                <w:ilvl w:val="0"/>
+                                <w:numId w:val="29"/>
+                              </w:numPr>
+                              <w:spacing w:line="360" w:lineRule="auto"/>
+                              <w:rPr>
+                                <w:lang w:val="en-US"/>
+                              </w:rPr>
+                            </w:pPr>
+                            <w:r>
+                              <w:rPr>
+                                <w:lang w:val="en-US"/>
+                              </w:rPr>
+                              <w:t xml:space="preserve">Rol principal (Radio buttons </w:t>
+                            </w:r>
+                            <w:proofErr w:type="spellStart"/>
+                            <w:r>
+                              <w:rPr>
+                                <w:lang w:val="en-US"/>
+                              </w:rPr>
+                              <w:t>excluyentes</w:t>
+                            </w:r>
+                            <w:proofErr w:type="spellEnd"/>
+                            <w:r>
+                              <w:rPr>
+                                <w:lang w:val="en-US"/>
+                              </w:rPr>
+                              <w:t>: Frontend, Backend, Data Science).</w:t>
+                            </w:r>
+                          </w:p>
+                          <w:p>
+                            <w:pPr>
+                              <w:numPr>
+                                <w:ilvl w:val="0"/>
+                                <w:numId w:val="29"/>
+                              </w:numPr>
+                              <w:spacing w:line="360" w:lineRule="auto"/>
+                            </w:pPr>
+                            <w:r>
+                              <w:t>Lenguajes de programación conocidos (</w:t>
+                            </w:r>
+                            <w:proofErr w:type="spellStart"/>
+                            <w:r>
+                              <w:t>Checkboxes</w:t>
+                            </w:r>
+                            <w:proofErr w:type="spellEnd"/>
+                            <w:r>
+                              <w:t xml:space="preserve"> múltiples: JS, Python, Java).</w:t>
+                            </w:r>
+                          </w:p>
+                          <w:p>
+                            <w:pPr>
+                              <w:numPr>
+                                <w:ilvl w:val="0"/>
+                                <w:numId w:val="29"/>
+                              </w:numPr>
+                              <w:spacing w:line="360" w:lineRule="auto"/>
+                            </w:pPr>
+                            <w:r>
+                              <w:t>Nivel de experiencia (Etiqueta &lt;</w:t>
+                            </w:r>
+                            <w:proofErr w:type="spellStart"/>
+                            <w:r>
+                              <w:t>select</w:t>
+                            </w:r>
+                            <w:proofErr w:type="spellEnd"/>
+                            <w:r>
+                              <w:t>&gt; con opciones: Junior, Semi-Senior, Senior).</w:t>
+                            </w:r>
+                          </w:p>
+                          <w:p>
+                            <w:pPr>
+                              <w:numPr>
+                                <w:ilvl w:val="0"/>
+                                <w:numId w:val="29"/>
+                              </w:numPr>
+                              <w:spacing w:line="360" w:lineRule="auto"/>
+                            </w:pPr>
+                            <w:r>
+                              <w:t>Motivación para participar (Etiqueta &lt;</w:t>
+                            </w:r>
+                            <w:proofErr w:type="spellStart"/>
+                            <w:r>
+                              <w:t>textarea</w:t>
+                            </w:r>
+                            <w:proofErr w:type="spellEnd"/>
+                            <w:r>
+                              <w:t>&gt; libre).</w:t>
+                            </w:r>
+                          </w:p>
+                          <w:p>
+                            <w:pPr>
+                              <w:numPr>
+                                <w:ilvl w:val="0"/>
+                                <w:numId w:val="29"/>
+                              </w:numPr>
+                              <w:spacing w:line="360" w:lineRule="auto"/>
+                            </w:pPr>
+                            <w:r>
+                              <w:t>Botón de envío.</w:t>
+                            </w:r>
+                          </w:p>
+                          <w:p/>
+                        </w:txbxContent>
+                      </wps:txbx>
+                      <wps:bodyPr rot="0" vert="horz" wrap="square" lIns="91440" tIns="45720" rIns="91440" bIns="45720" anchor="t" anchorCtr="0">
+                        <a:noAutofit/>
+                      </wps:bodyPr>
+                    </wps:wsp>
+                  </a:graphicData>
+                </a:graphic>
+                <wp14:sizeRelH relativeFrom="margin">
+                  <wp14:pctWidth>0</wp14:pctWidth>
+                </wp14:sizeRelH>
+                <wp14:sizeRelV relativeFrom="margin">
+                  <wp14:pctHeight>0</wp14:pctHeight>
+                </wp14:sizeRelV>
+              </wp:anchor>
+            </w:drawing>
+          </mc:Choice>
+          <mc:Fallback>
+            <w:pict>
+              <v:shape w14:anchorId="3A200710" id="_x0000_s1039" type="#_x0000_t202" style="position:absolute;margin-left:-3.5pt;margin-top:-3.7pt;width:862.7pt;height:535.7pt;z-index:251982848;visibility:visible;mso-wrap-style:square;mso-width-percent:0;mso-height-percent:0;mso-wrap-distance-left:9pt;mso-wrap-distance-top:3.6pt;mso-wrap-distance-right:9pt;mso-wrap-distance-bottom:3.6pt;mso-position-horizontal:absolute;mso-position-horizontal-relative:margin;mso-position-vertical:absolute;mso-position-vertical-relative:text;mso-width-percent:0;mso-height-percent:0;mso-width-relative:margin;mso-height-relative:margin;v-text-anchor:top" o:gfxdata="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" filled="f" stroked="f">
+                <v:textbox>
+                  <w:txbxContent>
+                    <w:p>
+                      <w:pPr>
+                        <w:pStyle w:val="Ttulo1"/>
+                      </w:pPr>
+                      <w:r>
+                        <w:t>Actividad de clase</w:t>
+                      </w:r>
+                    </w:p>
+                    <w:p>
+                      <w:pPr>
+                        <w:rPr>
+                          <w:b/>
+                          <w:bCs/>
+                          <w:kern w:val="0"/>
+                          <w:sz w:val="52"/>
+                          <w:szCs w:val="40"/>
+                        </w:rPr>
+                      </w:pPr>
+                    </w:p>
+                    <w:p>
+                      <w:r>
+                        <w:t>Organización en parejas. Un "Driver" asume el control del teclado; el "</w:t>
+                      </w:r>
+                      <w:proofErr w:type="spellStart"/>
+                      <w:r>
+                        <w:t>Navigator</w:t>
+                      </w:r>
+                      <w:proofErr w:type="spellEnd"/>
+                      <w:r>
+                        <w:t xml:space="preserve">" revisa la documentación oficial, dicta la semántica correcta y supervisa errores. </w:t>
+                      </w:r>
+                    </w:p>
+                    <w:p/>
+                    <w:p>
+                      <w:r>
+                        <w:rPr>
+                          <w:b/>
+                          <w:bCs/>
+                        </w:rPr>
+                        <w:t>Requerimiento:</w:t>
+                      </w:r>
+                      <w:r>
+                        <w:t xml:space="preserve"> Crear el archivo registro_hackathon.html. Debe contener un formulario que solicite:</w:t>
+                      </w:r>
+                    </w:p>
+                    <w:p/>
+                    <w:p>
+                      <w:pPr>
+                        <w:numPr>
+                          <w:ilvl w:val="0"/>
+                          <w:numId w:val="29"/>
+                        </w:numPr>
+                        <w:spacing w:line="360" w:lineRule="auto"/>
+                      </w:pPr>
+                      <w:r>
+                        <w:t>Nombre completo (Texto).</w:t>
+                      </w:r>
+                    </w:p>
+                    <w:p>
+                      <w:pPr>
+                        <w:numPr>
+                          <w:ilvl w:val="0"/>
+                          <w:numId w:val="29"/>
+                        </w:numPr>
+                        <w:spacing w:line="360" w:lineRule="auto"/>
+                      </w:pPr>
+                      <w:r>
+                        <w:t>Edad (Número, con mínimo de 18 años).</w:t>
+                      </w:r>
+                    </w:p>
+                    <w:p>
+                      <w:pPr>
+                        <w:numPr>
+                          <w:ilvl w:val="0"/>
+                          <w:numId w:val="29"/>
+                        </w:numPr>
+                        <w:spacing w:line="360" w:lineRule="auto"/>
+                        <w:rPr>
+                          <w:lang w:val="en-US"/>
+                        </w:rPr>
+                      </w:pPr>
+                      <w:r>
+                        <w:rPr>
+                          <w:lang w:val="en-US"/>
+                        </w:rPr>
+                        <w:t xml:space="preserve">Rol principal (Radio buttons </w:t>
+                      </w:r>
+                      <w:proofErr w:type="spellStart"/>
+                      <w:r>
+                        <w:rPr>
+                          <w:lang w:val="en-US"/>
+                        </w:rPr>
+                        <w:t>excluyentes</w:t>
+                      </w:r>
+                      <w:proofErr w:type="spellEnd"/>
+                      <w:r>
+                        <w:rPr>
+                          <w:lang w:val="en-US"/>
+                        </w:rPr>
+                        <w:t>: Frontend, Backend, Data Science).</w:t>
+                      </w:r>
+                    </w:p>
+                    <w:p>
+                      <w:pPr>
+                        <w:numPr>
+                          <w:ilvl w:val="0"/>
+                          <w:numId w:val="29"/>
+                        </w:numPr>
+                        <w:spacing w:line="360" w:lineRule="auto"/>
+                      </w:pPr>
+                      <w:r>
+                        <w:t>Lenguajes de programación conocidos (</w:t>
+                      </w:r>
+                      <w:proofErr w:type="spellStart"/>
+                      <w:r>
+                        <w:t>Checkboxes</w:t>
+                      </w:r>
+                      <w:proofErr w:type="spellEnd"/>
+                      <w:r>
+                        <w:t xml:space="preserve"> múltiples: JS, Python, Java).</w:t>
+                      </w:r>
+                    </w:p>
+                    <w:p>
+                      <w:pPr>
+                        <w:numPr>
+                          <w:ilvl w:val="0"/>
+                          <w:numId w:val="29"/>
+                        </w:numPr>
+                        <w:spacing w:line="360" w:lineRule="auto"/>
+                      </w:pPr>
+                      <w:r>
+                        <w:t>Nivel de experiencia (Etiqueta &lt;</w:t>
+                      </w:r>
+                      <w:proofErr w:type="spellStart"/>
+                      <w:r>
+                        <w:t>select</w:t>
+                      </w:r>
+                      <w:proofErr w:type="spellEnd"/>
+                      <w:r>
+                        <w:t>&gt; con opciones: Junior, Semi-Senior, Senior).</w:t>
+                      </w:r>
+                    </w:p>
+                    <w:p>
+                      <w:pPr>
+                        <w:numPr>
+                          <w:ilvl w:val="0"/>
+                          <w:numId w:val="29"/>
+                        </w:numPr>
+                        <w:spacing w:line="360" w:lineRule="auto"/>
+                      </w:pPr>
+                      <w:r>
+                        <w:t>Motivación para participar (Etiqueta &lt;</w:t>
+                      </w:r>
+                      <w:proofErr w:type="spellStart"/>
+                      <w:r>
+                        <w:t>textarea</w:t>
+                      </w:r>
+                      <w:proofErr w:type="spellEnd"/>
+                      <w:r>
+                        <w:t>&gt; libre).</w:t>
+                      </w:r>
+                    </w:p>
+                    <w:p>
+                      <w:pPr>
+                        <w:numPr>
+                          <w:ilvl w:val="0"/>
+                          <w:numId w:val="29"/>
+                        </w:numPr>
+                        <w:spacing w:line="360" w:lineRule="auto"/>
+                      </w:pPr>
+                      <w:r>
+                        <w:t>Botón de envío.</w:t>
+                      </w:r>
+                    </w:p>
+                    <w:p/>
+                  </w:txbxContent>
+                </v:textbox>
+                <w10:wrap anchorx="margin"/>
+              </v:shape>
+            </w:pict>
+          </mc:Fallback>
+        </mc:AlternateContent>
+      </w:r>
+    </w:p>
+    <w:p>
+      <w:pPr>
+        <w:pStyle w:val="Ttulo1"/>
+      </w:pPr>
+    </w:p>
+    <w:p>
+      <w:pPr>
+        <w:pStyle w:val="Ttulo1"/>
+      </w:pPr>
+    </w:p>
+    <w:p>
+      <w:pPr>
+        <w:pStyle w:val="Ttulo1"/>
+      </w:pPr>
+    </w:p>
+    <w:p>
+      <w:pPr>
+        <w:pStyle w:val="Ttulo1"/>
+      </w:pPr>
+    </w:p>
+    <w:p>
+      <w:pPr>
+        <w:pStyle w:val="Ttulo1"/>
+      </w:pPr>
+    </w:p>
+    <w:p>
+      <w:pPr>
+        <w:pStyle w:val="Ttulo1"/>
+      </w:pPr>
+    </w:p>
+    <w:p>
+      <w:pPr>
+        <w:pStyle w:val="Ttulo1"/>
+      </w:pPr>
+    </w:p>
+    <w:p>
+      <w:pPr>
+        <w:pStyle w:val="Ttulo1"/>
+      </w:pPr>
+    </w:p>
+    <w:p>
+      <w:pPr>
+        <w:pStyle w:val="Ttulo1"/>
+      </w:pPr>
+    </w:p>
+    <w:p>
+      <w:pPr>
+        <w:pStyle w:val="Ttulo1"/>
+      </w:pPr>
+    </w:p>
+    <w:p>
+      <w:pPr>
+        <w:pStyle w:val="Ttulo1"/>
+      </w:pPr>
+    </w:p>
+    <w:p>
+      <w:pPr>
+        <w:pStyle w:val="Ttulo1"/>
+      </w:pPr>
+    </w:p>
+    <w:p>
+      <w:pPr>
+        <w:pStyle w:val="Ttulo1"/>
+      </w:pPr>
+    </w:p>
+    <w:p>
+      <w:pPr>
+        <w:pStyle w:val="Ttulo1"/>
+      </w:pPr>
+      <w:r>
+        <w:t xml:space="preserve"> </w:t>
+      </w:r>
+    </w:p>
+    <w:p>
+      <w:pPr>
+        <w:spacing w:after="160" w:line="278" w:lineRule="auto"/>
+      </w:pPr>
+    </w:p>
+    <w:p>
       <w:r>
         <w:rPr>
           <w:noProof/>
@@ -12986,50 +13273,188 @@
                         <w:txbxContent>
                           <w:p>
                             <w:pPr>
+                              <w:pStyle w:val="Ttulo1"/>
+                            </w:pPr>
+                            <w:r>
+                              <w:t>Reto 1: Vinculación Semántica</w:t>
+                            </w:r>
+                          </w:p>
+                          <w:p>
+                            <w:pPr>
                               <w:rPr>
                                 <w:b/>
                                 <w:bCs/>
-                                <w:kern w:val="0"/>
-                                <w:sz w:val="52"/>
-                                <w:szCs w:val="40"/>
                               </w:rPr>
                             </w:pPr>
+                          </w:p>
+                          <w:p>
                             <w:r>
                               <w:rPr>
                                 <w:b/>
                                 <w:bCs/>
-                                <w:kern w:val="0"/>
-                                <w:sz w:val="52"/>
-                                <w:szCs w:val="40"/>
-                              </w:rPr>
-                              <w:t>Actividad de clase</w:t>
-                            </w:r>
-                          </w:p>
-                          <w:p>
-                            <w:pPr>
+                              </w:rPr>
+                              <w:t>A. Instrucciones:</w:t>
+                            </w:r>
+                            <w:r>
+                              <w:t xml:space="preserve"> Ticket JIRA-501. El equipo de control de calidad reporta que los usuarios móviles tienen problemas para tocar las opciones de género. </w:t>
+                            </w:r>
+                          </w:p>
+                          <w:p/>
+                          <w:p>
+                            <w:r>
+                              <w:t xml:space="preserve">Los inputs están huérfanos. Soluciona el problema de accesibilidad vinculando los </w:t>
+                            </w:r>
+                            <w:proofErr w:type="spellStart"/>
+                            <w:r>
+                              <w:t>labels</w:t>
+                            </w:r>
+                            <w:proofErr w:type="spellEnd"/>
+                            <w:r>
+                              <w:t xml:space="preserve">. </w:t>
+                            </w:r>
+                          </w:p>
+                          <w:p/>
+                          <w:p>
+                            <w:r>
                               <w:rPr>
                                 <w:b/>
                                 <w:bCs/>
-                                <w:kern w:val="0"/>
-                                <w:sz w:val="52"/>
-                                <w:szCs w:val="40"/>
-                              </w:rPr>
+                              </w:rPr>
+                              <w:t>B. Código Base:</w:t>
+                            </w:r>
+                          </w:p>
+                          <w:p>
+                            <w:pPr>
+                              <w:pStyle w:val="Sinespaciado"/>
                             </w:pPr>
-                          </w:p>
-                          <w:p>
-                            <w:r>
-                              <w:t>Organización en parejas. Un "Driver" asume el control del teclado; el "</w:t>
-                            </w:r>
-                            <w:proofErr w:type="spellStart"/>
-                            <w:r>
-                              <w:t>Navigator</w:t>
-                            </w:r>
-                            <w:proofErr w:type="spellEnd"/>
-                            <w:r>
-                              <w:t xml:space="preserve">" revisa la documentación oficial, dicta la semántica correcta y supervisa errores. </w:t>
-                            </w:r>
-                          </w:p>
-                          <w:p/>
+                            <w:r>
+                              <w:t>&lt;</w:t>
+                            </w:r>
+                            <w:proofErr w:type="spellStart"/>
+                            <w:r>
+                              <w:t>form</w:t>
+                            </w:r>
+                            <w:proofErr w:type="spellEnd"/>
+                            <w:r>
+                              <w:t>&gt;</w:t>
+                            </w:r>
+                          </w:p>
+                          <w:p>
+                            <w:pPr>
+                              <w:pStyle w:val="Sinespaciado"/>
+                            </w:pPr>
+                            <w:r>
+                              <w:t xml:space="preserve">    &lt;p&gt;Seleccione género:&lt;/p&gt;</w:t>
+                            </w:r>
+                          </w:p>
+                          <w:p>
+                            <w:pPr>
+                              <w:pStyle w:val="Sinespaciado"/>
+                              <w:rPr>
+                                <w:lang w:val="en-US"/>
+                              </w:rPr>
+                            </w:pPr>
+                            <w:r>
+                              <w:t xml:space="preserve">    </w:t>
+                            </w:r>
+                            <w:r>
+                              <w:rPr>
+                                <w:lang w:val="en-US"/>
+                              </w:rPr>
+                              <w:t>&lt;input type="radio" name="</w:t>
+                            </w:r>
+                            <w:proofErr w:type="spellStart"/>
+                            <w:r>
+                              <w:rPr>
+                                <w:lang w:val="en-US"/>
+                              </w:rPr>
+                              <w:t>genero</w:t>
+                            </w:r>
+                            <w:proofErr w:type="spellEnd"/>
+                            <w:r>
+                              <w:rPr>
+                                <w:lang w:val="en-US"/>
+                              </w:rPr>
+                              <w:t>" value="m"&gt; &lt;label&gt;</w:t>
+                            </w:r>
+                            <w:proofErr w:type="spellStart"/>
+                            <w:r>
+                              <w:rPr>
+                                <w:lang w:val="en-US"/>
+                              </w:rPr>
+                              <w:t>Masculino</w:t>
+                            </w:r>
+                            <w:proofErr w:type="spellEnd"/>
+                            <w:r>
+                              <w:rPr>
+                                <w:lang w:val="en-US"/>
+                              </w:rPr>
+                              <w:t>&lt;/label&gt;</w:t>
+                            </w:r>
+                          </w:p>
+                          <w:p>
+                            <w:pPr>
+                              <w:pStyle w:val="Sinespaciado"/>
+                              <w:rPr>
+                                <w:lang w:val="en-US"/>
+                              </w:rPr>
+                            </w:pPr>
+                            <w:r>
+                              <w:rPr>
+                                <w:lang w:val="en-US"/>
+                              </w:rPr>
+                              <w:t xml:space="preserve">    &lt;input type="radio" name="</w:t>
+                            </w:r>
+                            <w:proofErr w:type="spellStart"/>
+                            <w:r>
+                              <w:rPr>
+                                <w:lang w:val="en-US"/>
+                              </w:rPr>
+                              <w:t>genero</w:t>
+                            </w:r>
+                            <w:proofErr w:type="spellEnd"/>
+                            <w:r>
+                              <w:rPr>
+                                <w:lang w:val="en-US"/>
+                              </w:rPr>
+                              <w:t>" value="f"&gt; &lt;label&gt;</w:t>
+                            </w:r>
+                            <w:proofErr w:type="spellStart"/>
+                            <w:r>
+                              <w:rPr>
+                                <w:lang w:val="en-US"/>
+                              </w:rPr>
+                              <w:t>Femenino</w:t>
+                            </w:r>
+                            <w:proofErr w:type="spellEnd"/>
+                            <w:r>
+                              <w:rPr>
+                                <w:lang w:val="en-US"/>
+                              </w:rPr>
+                              <w:t>&lt;/label&gt;</w:t>
+                            </w:r>
+                          </w:p>
+                          <w:p>
+                            <w:pPr>
+                              <w:pStyle w:val="Sinespaciado"/>
+                            </w:pPr>
+                            <w:r>
+                              <w:t>&lt;/</w:t>
+                            </w:r>
+                            <w:proofErr w:type="spellStart"/>
+                            <w:r>
+                              <w:t>form</w:t>
+                            </w:r>
+                            <w:proofErr w:type="spellEnd"/>
+                            <w:r>
+                              <w:t>&gt;</w:t>
+                            </w:r>
+                          </w:p>
+                          <w:p>
+                            <w:pPr>
+                              <w:pStyle w:val="Sinespaciado"/>
+                            </w:pPr>
+                          </w:p>
                           <w:p>
                             <w:pPr>
                               <w:rPr>
@@ -13037,53 +13462,31 @@
                                 <w:bCs/>
                               </w:rPr>
                             </w:pPr>
-                            <w:r>
+                          </w:p>
+                          <w:p>
+                            <w:pPr>
                               <w:rPr>
                                 <w:b/>
                                 <w:bCs/>
                               </w:rPr>
-                              <w:t>Reto 1: Vinculación Semántica</w:t>
-                            </w:r>
-                          </w:p>
-                          <w:p>
-                            <w:pPr>
+                            </w:pPr>
+                            <w:r>
                               <w:rPr>
                                 <w:b/>
                                 <w:bCs/>
                               </w:rPr>
+                              <w:t>C. Solución Completa:</w:t>
+                            </w:r>
+                          </w:p>
+                          <w:p>
+                            <w:pPr>
+                              <w:pStyle w:val="Sinespaciado"/>
                             </w:pPr>
                           </w:p>
                           <w:p>
-                            <w:r>
-                              <w:rPr>
-                                <w:b/>
-                                <w:bCs/>
-                              </w:rPr>
-                              <w:t>A. Instrucciones:</w:t>
-                            </w:r>
-                            <w:r>
-                              <w:t xml:space="preserve"> Ticket JIRA-501. El equipo de control de calidad reporta que los usuarios móviles tienen problemas para tocar las opciones de género. Los inputs están huérfanos. Soluciona el problema de accesibilidad vinculando los </w:t>
-                            </w:r>
-                            <w:proofErr w:type="spellStart"/>
-                            <w:r>
-                              <w:t>labels</w:t>
-                            </w:r>
-                            <w:proofErr w:type="spellEnd"/>
-                            <w:r>
-                              <w:t xml:space="preserve">. </w:t>
-                            </w:r>
-                          </w:p>
-                          <w:p/>
-                          <w:p>
-                            <w:r>
-                              <w:rPr>
-                                <w:b/>
-                                <w:bCs/>
-                              </w:rPr>
-                              <w:t>B. Código Base:</w:t>
-                            </w:r>
-                          </w:p>
-                          <w:p>
+                            <w:pPr>
+                              <w:pStyle w:val="Sinespaciado"/>
+                            </w:pPr>
                             <w:r>
                               <w:t>&lt;</w:t>
                             </w:r>
@@ -13097,12 +13500,16 @@
                             </w:r>
                           </w:p>
                           <w:p>
+                            <w:pPr>
+                              <w:pStyle w:val="Sinespaciado"/>
+                            </w:pPr>
                             <w:r>
                               <w:t xml:space="preserve">    &lt;p&gt;Seleccione género:&lt;/p&gt;</w:t>
                             </w:r>
                           </w:p>
                           <w:p>
                             <w:pPr>
+                              <w:pStyle w:val="Sinespaciado"/>
                               <w:rPr>
                                 <w:lang w:val="en-US"/>
                               </w:rPr>
@@ -13114,7 +13521,21 @@
                               <w:rPr>
                                 <w:lang w:val="en-US"/>
                               </w:rPr>
-                              <w:t>&lt;input type="radio" name="</w:t>
+                              <w:t>&lt;input type="radio" id="</w:t>
+                            </w:r>
+                            <w:proofErr w:type="spellStart"/>
+                            <w:r>
+                              <w:rPr>
+                                <w:lang w:val="en-US"/>
+                              </w:rPr>
+                              <w:t>gen_m</w:t>
+                            </w:r>
+                            <w:proofErr w:type="spellEnd"/>
+                            <w:r>
+                              <w:rPr>
+                                <w:lang w:val="en-US"/>
+                              </w:rPr>
+                              <w:t>" name="</w:t>
                             </w:r>
                             <w:proofErr w:type="spellStart"/>
                             <w:r>
@@ -13128,7 +13549,35 @@
                               <w:rPr>
                                 <w:lang w:val="en-US"/>
                               </w:rPr>
-                              <w:t>" value="m"&gt; &lt;label&gt;</w:t>
+                              <w:t xml:space="preserve">" value="m"&gt; </w:t>
+                            </w:r>
+                          </w:p>
+                          <w:p>
+                            <w:pPr>
+                              <w:pStyle w:val="Sinespaciado"/>
+                              <w:rPr>
+                                <w:lang w:val="en-US"/>
+                              </w:rPr>
+                            </w:pPr>
+                            <w:r>
+                              <w:rPr>
+                                <w:lang w:val="en-US"/>
+                              </w:rPr>
+                              <w:t xml:space="preserve">    &lt;label for="</w:t>
+                            </w:r>
+                            <w:proofErr w:type="spellStart"/>
+                            <w:r>
+                              <w:rPr>
+                                <w:lang w:val="en-US"/>
+                              </w:rPr>
+                              <w:t>gen_m</w:t>
+                            </w:r>
+                            <w:proofErr w:type="spellEnd"/>
+                            <w:r>
+                              <w:rPr>
+                                <w:lang w:val="en-US"/>
+                              </w:rPr>
+                              <w:t>"&gt;</w:t>
                             </w:r>
                             <w:proofErr w:type="spellStart"/>
                             <w:r>
@@ -13147,6 +13596,7 @@
                           </w:p>
                           <w:p>
                             <w:pPr>
+                              <w:pStyle w:val="Sinespaciado"/>
                               <w:rPr>
                                 <w:lang w:val="en-US"/>
                               </w:rPr>
@@ -13155,7 +13605,35 @@
                               <w:rPr>
                                 <w:lang w:val="en-US"/>
                               </w:rPr>
-                              <w:t xml:space="preserve">    &lt;input type="radio" name="</w:t>
+                              <w:t xml:space="preserve">    </w:t>
+                            </w:r>
+                          </w:p>
+                          <w:p>
+                            <w:pPr>
+                              <w:pStyle w:val="Sinespaciado"/>
+                              <w:rPr>
+                                <w:lang w:val="en-US"/>
+                              </w:rPr>
+                            </w:pPr>
+                            <w:r>
+                              <w:rPr>
+                                <w:lang w:val="en-US"/>
+                              </w:rPr>
+                              <w:t xml:space="preserve">    &lt;input type="radio" id="</w:t>
+                            </w:r>
+                            <w:proofErr w:type="spellStart"/>
+                            <w:r>
+                              <w:rPr>
+                                <w:lang w:val="en-US"/>
+                              </w:rPr>
+                              <w:t>gen_f</w:t>
+                            </w:r>
+                            <w:proofErr w:type="spellEnd"/>
+                            <w:r>
+                              <w:rPr>
+                                <w:lang w:val="en-US"/>
+                              </w:rPr>
+                              <w:t>" name="</w:t>
                             </w:r>
                             <w:proofErr w:type="spellStart"/>
                             <w:r>
@@ -13169,7 +13647,35 @@
                               <w:rPr>
                                 <w:lang w:val="en-US"/>
                               </w:rPr>
-                              <w:t>" value="f"&gt; &lt;label&gt;</w:t>
+                              <w:t xml:space="preserve">" value="f"&gt; </w:t>
+                            </w:r>
+                          </w:p>
+                          <w:p>
+                            <w:pPr>
+                              <w:pStyle w:val="Sinespaciado"/>
+                              <w:rPr>
+                                <w:lang w:val="en-US"/>
+                              </w:rPr>
+                            </w:pPr>
+                            <w:r>
+                              <w:rPr>
+                                <w:lang w:val="en-US"/>
+                              </w:rPr>
+                              <w:t xml:space="preserve">    &lt;label for="</w:t>
+                            </w:r>
+                            <w:proofErr w:type="spellStart"/>
+                            <w:r>
+                              <w:rPr>
+                                <w:lang w:val="en-US"/>
+                              </w:rPr>
+                              <w:t>gen_f</w:t>
+                            </w:r>
+                            <w:proofErr w:type="spellEnd"/>
+                            <w:r>
+                              <w:rPr>
+                                <w:lang w:val="en-US"/>
+                              </w:rPr>
+                              <w:t>"&gt;</w:t>
                             </w:r>
                             <w:proofErr w:type="spellStart"/>
                             <w:r>
@@ -13187,6 +13693,9 @@
                             </w:r>
                           </w:p>
                           <w:p>
+                            <w:pPr>
+                              <w:pStyle w:val="Sinespaciado"/>
+                            </w:pPr>
                             <w:r>
                               <w:t>&lt;/</w:t>
                             </w:r>
@@ -13218,55 +13727,193 @@
           </mc:Choice>
           <mc:Fallback>
             <w:pict>
-              <v:shape w14:anchorId="1B70EA51" id="_x0000_s1039" type="#_x0000_t202" style="position:absolute;margin-left:0;margin-top:-12.75pt;width:862.7pt;height:535.7pt;z-index:251960320;visibility:visible;mso-wrap-style:square;mso-width-percent:0;mso-height-percent:0;mso-wrap-distance-left:9pt;mso-wrap-distance-top:3.6pt;mso-wrap-distance-right:9pt;mso-wrap-distance-bottom:3.6pt;mso-position-horizontal:absolute;mso-position-horizontal-relative:margin;mso-position-vertical:absolute;mso-position-vertical-relative:text;mso-width-percent:0;mso-height-percent:0;mso-width-relative:margin;mso-height-relative:margin;v-text-anchor:top" o:gfxdata="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" filled="f" stroked="f">
+              <v:shape w14:anchorId="1B70EA51" id="_x0000_s1040" type="#_x0000_t202" style="position:absolute;margin-left:0;margin-top:-12.75pt;width:862.7pt;height:535.7pt;z-index:251960320;visibility:visible;mso-wrap-style:square;mso-width-percent:0;mso-height-percent:0;mso-wrap-distance-left:9pt;mso-wrap-distance-top:3.6pt;mso-wrap-distance-right:9pt;mso-wrap-distance-bottom:3.6pt;mso-position-horizontal:absolute;mso-position-horizontal-relative:margin;mso-position-vertical:absolute;mso-position-vertical-relative:text;mso-width-percent:0;mso-height-percent:0;mso-width-relative:margin;mso-height-relative:margin;v-text-anchor:top" o:gfxdata="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" filled="f" stroked="f">
                 <v:textbox>
                   <w:txbxContent>
                     <w:p>
                       <w:pPr>
+                        <w:pStyle w:val="Ttulo1"/>
+                      </w:pPr>
+                      <w:r>
+                        <w:t>Reto 1: Vinculación Semántica</w:t>
+                      </w:r>
+                    </w:p>
+                    <w:p>
+                      <w:pPr>
                         <w:rPr>
                           <w:b/>
                           <w:bCs/>
-                          <w:kern w:val="0"/>
-                          <w:sz w:val="52"/>
-                          <w:szCs w:val="40"/>
                         </w:rPr>
                       </w:pPr>
+                    </w:p>
+                    <w:p>
                       <w:r>
                         <w:rPr>
                           <w:b/>
                           <w:bCs/>
-                          <w:kern w:val="0"/>
-                          <w:sz w:val="52"/>
-                          <w:szCs w:val="40"/>
-                        </w:rPr>
-                        <w:t>Actividad de clase</w:t>
-                      </w:r>
-                    </w:p>
-                    <w:p>
-                      <w:pPr>
+                        </w:rPr>
+                        <w:t>A. Instrucciones:</w:t>
+                      </w:r>
+                      <w:r>
+                        <w:t xml:space="preserve"> Ticket JIRA-501. El equipo de control de calidad reporta que los usuarios móviles tienen problemas para tocar las opciones de género. </w:t>
+                      </w:r>
+                    </w:p>
+                    <w:p/>
+                    <w:p>
+                      <w:r>
+                        <w:t xml:space="preserve">Los inputs están huérfanos. Soluciona el problema de accesibilidad vinculando los </w:t>
+                      </w:r>
+                      <w:proofErr w:type="spellStart"/>
+                      <w:r>
+                        <w:t>labels</w:t>
+                      </w:r>
+                      <w:proofErr w:type="spellEnd"/>
+                      <w:r>
+                        <w:t xml:space="preserve">. </w:t>
+                      </w:r>
+                    </w:p>
+                    <w:p/>
+                    <w:p>
+                      <w:r>
                         <w:rPr>
                           <w:b/>
                           <w:bCs/>
-                          <w:kern w:val="0"/>
-                          <w:sz w:val="52"/>
-                          <w:szCs w:val="40"/>
-                        </w:rPr>
+                        </w:rPr>
+                        <w:t>B. Código Base:</w:t>
+                      </w:r>
+                    </w:p>
+                    <w:p>
+                      <w:pPr>
+                        <w:pStyle w:val="Sinespaciado"/>
                       </w:pPr>
-                    </w:p>
-                    <w:p>
-                      <w:r>
-                        <w:t>Organización en parejas. Un "Driver" asume el control del teclado; el "</w:t>
-                      </w:r>
-                      <w:proofErr w:type="spellStart"/>
-                      <w:r>
-                        <w:t>Navigator</w:t>
-                      </w:r>
-                      <w:proofErr w:type="spellEnd"/>
-                      <w:r>
-                        <w:t xml:space="preserve">" revisa la documentación oficial, dicta la semántica correcta y supervisa errores. </w:t>
-                      </w:r>
-                    </w:p>
-                    <w:p/>
+                      <w:r>
+                        <w:t>&lt;</w:t>
+                      </w:r>
+                      <w:proofErr w:type="spellStart"/>
+                      <w:r>
+                        <w:t>form</w:t>
+                      </w:r>
+                      <w:proofErr w:type="spellEnd"/>
+                      <w:r>
+                        <w:t>&gt;</w:t>
+                      </w:r>
+                    </w:p>
+                    <w:p>
+                      <w:pPr>
+                        <w:pStyle w:val="Sinespaciado"/>
+                      </w:pPr>
+                      <w:r>
+                        <w:t xml:space="preserve">    &lt;p&gt;Seleccione género:&lt;/p&gt;</w:t>
+                      </w:r>
+                    </w:p>
+                    <w:p>
+                      <w:pPr>
+                        <w:pStyle w:val="Sinespaciado"/>
+                        <w:rPr>
+                          <w:lang w:val="en-US"/>
+                        </w:rPr>
+                      </w:pPr>
+                      <w:r>
+                        <w:t xml:space="preserve">    </w:t>
+                      </w:r>
+                      <w:r>
+                        <w:rPr>
+                          <w:lang w:val="en-US"/>
+                        </w:rPr>
+                        <w:t>&lt;input type="radio" name="</w:t>
+                      </w:r>
+                      <w:proofErr w:type="spellStart"/>
+                      <w:r>
+                        <w:rPr>
+                          <w:lang w:val="en-US"/>
+                        </w:rPr>
+                        <w:t>genero</w:t>
+                      </w:r>
+                      <w:proofErr w:type="spellEnd"/>
+                      <w:r>
+                        <w:rPr>
+                          <w:lang w:val="en-US"/>
+                        </w:rPr>
+                        <w:t>" value="m"&gt; &lt;label&gt;</w:t>
+                      </w:r>
+                      <w:proofErr w:type="spellStart"/>
+                      <w:r>
+                        <w:rPr>
+                          <w:lang w:val="en-US"/>
+                        </w:rPr>
+                        <w:t>Masculino</w:t>
+                      </w:r>
+                      <w:proofErr w:type="spellEnd"/>
+                      <w:r>
+                        <w:rPr>
+                          <w:lang w:val="en-US"/>
+                        </w:rPr>
+                        <w:t>&lt;/label&gt;</w:t>
+                      </w:r>
+                    </w:p>
+                    <w:p>
+                      <w:pPr>
+                        <w:pStyle w:val="Sinespaciado"/>
+                        <w:rPr>
+                          <w:lang w:val="en-US"/>
+                        </w:rPr>
+                      </w:pPr>
+                      <w:r>
+                        <w:rPr>
+                          <w:lang w:val="en-US"/>
+                        </w:rPr>
+                        <w:t xml:space="preserve">    &lt;input type="radio" name="</w:t>
+                      </w:r>
+                      <w:proofErr w:type="spellStart"/>
+                      <w:r>
+                        <w:rPr>
+                          <w:lang w:val="en-US"/>
+                        </w:rPr>
+                        <w:t>genero</w:t>
+                      </w:r>
+                      <w:proofErr w:type="spellEnd"/>
+                      <w:r>
+                        <w:rPr>
+                          <w:lang w:val="en-US"/>
+                        </w:rPr>
+                        <w:t>" value="f"&gt; &lt;label&gt;</w:t>
+                      </w:r>
+                      <w:proofErr w:type="spellStart"/>
+                      <w:r>
+                        <w:rPr>
+                          <w:lang w:val="en-US"/>
+                        </w:rPr>
+                        <w:t>Femenino</w:t>
+                      </w:r>
+                      <w:proofErr w:type="spellEnd"/>
+                      <w:r>
+                        <w:rPr>
+                          <w:lang w:val="en-US"/>
+                        </w:rPr>
+                        <w:t>&lt;/label&gt;</w:t>
+                      </w:r>
+                    </w:p>
+                    <w:p>
+                      <w:pPr>
+                        <w:pStyle w:val="Sinespaciado"/>
+                      </w:pPr>
+                      <w:r>
+                        <w:t>&lt;/</w:t>
+                      </w:r>
+                      <w:proofErr w:type="spellStart"/>
+                      <w:r>
+                        <w:t>form</w:t>
+                      </w:r>
+                      <w:proofErr w:type="spellEnd"/>
+                      <w:r>
+                        <w:t>&gt;</w:t>
+                      </w:r>
+                    </w:p>
+                    <w:p>
+                      <w:pPr>
+                        <w:pStyle w:val="Sinespaciado"/>
+                      </w:pPr>
+                    </w:p>
                     <w:p>
                       <w:pPr>
                         <w:rPr>
@@ -13274,53 +13921,31 @@
                           <w:bCs/>
                         </w:rPr>
                       </w:pPr>
-                      <w:r>
+                    </w:p>
+                    <w:p>
+                      <w:pPr>
                         <w:rPr>
                           <w:b/>
                           <w:bCs/>
                         </w:rPr>
-                        <w:t>Reto 1: Vinculación Semántica</w:t>
-                      </w:r>
-                    </w:p>
-                    <w:p>
-                      <w:pPr>
+                      </w:pPr>
+                      <w:r>
                         <w:rPr>
                           <w:b/>
                           <w:bCs/>
                         </w:rPr>
+                        <w:t>C. Solución Completa:</w:t>
+                      </w:r>
+                    </w:p>
+                    <w:p>
+                      <w:pPr>
+                        <w:pStyle w:val="Sinespaciado"/>
                       </w:pPr>
                     </w:p>
                     <w:p>
-                      <w:r>
-                        <w:rPr>
-                          <w:b/>
-                          <w:bCs/>
-                        </w:rPr>
-                        <w:t>A. Instrucciones:</w:t>
-                      </w:r>
-                      <w:r>
-                        <w:t xml:space="preserve"> Ticket JIRA-501. El equipo de control de calidad reporta que los usuarios móviles tienen problemas para tocar las opciones de género. Los inputs están huérfanos. Soluciona el problema de accesibilidad vinculando los </w:t>
-                      </w:r>
-                      <w:proofErr w:type="spellStart"/>
-                      <w:r>
-                        <w:t>labels</w:t>
-                      </w:r>
-                      <w:proofErr w:type="spellEnd"/>
-                      <w:r>
-                        <w:t xml:space="preserve">. </w:t>
-                      </w:r>
-                    </w:p>
-                    <w:p/>
-                    <w:p>
-                      <w:r>
-                        <w:rPr>
-                          <w:b/>
-                          <w:bCs/>
-                        </w:rPr>
-                        <w:t>B. Código Base:</w:t>
-                      </w:r>
-                    </w:p>
-                    <w:p>
+                      <w:pPr>
+                        <w:pStyle w:val="Sinespaciado"/>
+                      </w:pPr>
                       <w:r>
                         <w:t>&lt;</w:t>
                       </w:r>
@@ -13334,12 +13959,16 @@
                       </w:r>
                     </w:p>
                     <w:p>
+                      <w:pPr>
+                        <w:pStyle w:val="Sinespaciado"/>
+                      </w:pPr>
                       <w:r>
                         <w:t xml:space="preserve">    &lt;p&gt;Seleccione género:&lt;/p&gt;</w:t>
                       </w:r>
                     </w:p>
                     <w:p>
                       <w:pPr>
+                        <w:pStyle w:val="Sinespaciado"/>
                         <w:rPr>
                           <w:lang w:val="en-US"/>
                         </w:rPr>
@@ -13351,7 +13980,21 @@
                         <w:rPr>
                           <w:lang w:val="en-US"/>
                         </w:rPr>
-                        <w:t>&lt;input type="radio" name="</w:t>
+                        <w:t>&lt;input type="radio" id="</w:t>
+                      </w:r>
+                      <w:proofErr w:type="spellStart"/>
+                      <w:r>
+                        <w:rPr>
+                          <w:lang w:val="en-US"/>
+                        </w:rPr>
+                        <w:t>gen_m</w:t>
+                      </w:r>
+                      <w:proofErr w:type="spellEnd"/>
+                      <w:r>
+                        <w:rPr>
+                          <w:lang w:val="en-US"/>
+                        </w:rPr>
+                        <w:t>" name="</w:t>
                       </w:r>
                       <w:proofErr w:type="spellStart"/>
                       <w:r>
@@ -13365,7 +14008,35 @@
                         <w:rPr>
                           <w:lang w:val="en-US"/>
                         </w:rPr>
-                        <w:t>" value="m"&gt; &lt;label&gt;</w:t>
+                        <w:t xml:space="preserve">" value="m"&gt; </w:t>
+                      </w:r>
+                    </w:p>
+                    <w:p>
+                      <w:pPr>
+                        <w:pStyle w:val="Sinespaciado"/>
+                        <w:rPr>
+                          <w:lang w:val="en-US"/>
+                        </w:rPr>
+                      </w:pPr>
+                      <w:r>
+                        <w:rPr>
+                          <w:lang w:val="en-US"/>
+                        </w:rPr>
+                        <w:t xml:space="preserve">    &lt;label for="</w:t>
+                      </w:r>
+                      <w:proofErr w:type="spellStart"/>
+                      <w:r>
+                        <w:rPr>
+                          <w:lang w:val="en-US"/>
+                        </w:rPr>
+                        <w:t>gen_m</w:t>
+                      </w:r>
+                      <w:proofErr w:type="spellEnd"/>
+                      <w:r>
+                        <w:rPr>
+                          <w:lang w:val="en-US"/>
+                        </w:rPr>
+                        <w:t>"&gt;</w:t>
                       </w:r>
                       <w:proofErr w:type="spellStart"/>
                       <w:r>
@@ -13384,6 +14055,7 @@
                     </w:p>
                     <w:p>
                       <w:pPr>
+                        <w:pStyle w:val="Sinespaciado"/>
                         <w:rPr>
                           <w:lang w:val="en-US"/>
                         </w:rPr>
@@ -13392,7 +14064,35 @@
                         <w:rPr>
                           <w:lang w:val="en-US"/>
                         </w:rPr>
-                        <w:t xml:space="preserve">    &lt;input type="radio" name="</w:t>
+                        <w:t xml:space="preserve">    </w:t>
+                      </w:r>
+                    </w:p>
+                    <w:p>
+                      <w:pPr>
+                        <w:pStyle w:val="Sinespaciado"/>
+                        <w:rPr>
+                          <w:lang w:val="en-US"/>
+                        </w:rPr>
+                      </w:pPr>
+                      <w:r>
+                        <w:rPr>
+                          <w:lang w:val="en-US"/>
+                        </w:rPr>
+                        <w:t xml:space="preserve">    &lt;input type="radio" id="</w:t>
+                      </w:r>
+                      <w:proofErr w:type="spellStart"/>
+                      <w:r>
+                        <w:rPr>
+                          <w:lang w:val="en-US"/>
+                        </w:rPr>
+                        <w:t>gen_f</w:t>
+                      </w:r>
+                      <w:proofErr w:type="spellEnd"/>
+                      <w:r>
+                        <w:rPr>
+                          <w:lang w:val="en-US"/>
+                        </w:rPr>
+                        <w:t>" name="</w:t>
                       </w:r>
                       <w:proofErr w:type="spellStart"/>
                       <w:r>
@@ -13406,7 +14106,35 @@
                         <w:rPr>
                           <w:lang w:val="en-US"/>
                         </w:rPr>
-                        <w:t>" value="f"&gt; &lt;label&gt;</w:t>
+                        <w:t xml:space="preserve">" value="f"&gt; </w:t>
+                      </w:r>
+                    </w:p>
+                    <w:p>
+                      <w:pPr>
+                        <w:pStyle w:val="Sinespaciado"/>
+                        <w:rPr>
+                          <w:lang w:val="en-US"/>
+                        </w:rPr>
+                      </w:pPr>
+                      <w:r>
+                        <w:rPr>
+                          <w:lang w:val="en-US"/>
+                        </w:rPr>
+                        <w:t xml:space="preserve">    &lt;label for="</w:t>
+                      </w:r>
+                      <w:proofErr w:type="spellStart"/>
+                      <w:r>
+                        <w:rPr>
+                          <w:lang w:val="en-US"/>
+                        </w:rPr>
+                        <w:t>gen_f</w:t>
+                      </w:r>
+                      <w:proofErr w:type="spellEnd"/>
+                      <w:r>
+                        <w:rPr>
+                          <w:lang w:val="en-US"/>
+                        </w:rPr>
+                        <w:t>"&gt;</w:t>
                       </w:r>
                       <w:proofErr w:type="spellStart"/>
                       <w:r>
@@ -13424,6 +14152,9 @@
                       </w:r>
                     </w:p>
                     <w:p>
+                      <w:pPr>
+                        <w:pStyle w:val="Sinespaciado"/>
+                      </w:pPr>
                       <w:r>
                         <w:t>&lt;/</w:t>
                       </w:r>
@@ -13445,138 +14176,24 @@
         </mc:AlternateContent>
       </w:r>
     </w:p>
+    <w:p/>
+    <w:p/>
+    <w:p/>
+    <w:p/>
+    <w:p/>
+    <w:p/>
+    <w:p/>
+    <w:p/>
+    <w:p/>
+    <w:p/>
+    <w:p/>
+    <w:p/>
+    <w:p/>
+    <w:p/>
+    <w:p/>
+    <w:p/>
+    <w:p/>
     <w:p>
-      <w:pPr>
-        <w:rPr>
-          <w:lang w:val="en-US"/>
-        </w:rPr>
-      </w:pPr>
-    </w:p>
-    <w:p>
-      <w:pPr>
-        <w:rPr>
-          <w:lang w:val="en-US"/>
-        </w:rPr>
-      </w:pPr>
-    </w:p>
-    <w:p>
-      <w:pPr>
-        <w:rPr>
-          <w:lang w:val="en-US"/>
-        </w:rPr>
-      </w:pPr>
-    </w:p>
-    <w:p>
-      <w:pPr>
-        <w:rPr>
-          <w:lang w:val="en-US"/>
-        </w:rPr>
-      </w:pPr>
-    </w:p>
-    <w:p>
-      <w:pPr>
-        <w:rPr>
-          <w:lang w:val="en-US"/>
-        </w:rPr>
-      </w:pPr>
-    </w:p>
-    <w:p>
-      <w:pPr>
-        <w:rPr>
-          <w:lang w:val="en-US"/>
-        </w:rPr>
-      </w:pPr>
-    </w:p>
-    <w:p>
-      <w:pPr>
-        <w:rPr>
-          <w:lang w:val="en-US"/>
-        </w:rPr>
-      </w:pPr>
-    </w:p>
-    <w:p>
-      <w:pPr>
-        <w:rPr>
-          <w:lang w:val="en-US"/>
-        </w:rPr>
-      </w:pPr>
-    </w:p>
-    <w:p>
-      <w:pPr>
-        <w:rPr>
-          <w:lang w:val="en-US"/>
-        </w:rPr>
-      </w:pPr>
-    </w:p>
-    <w:p>
-      <w:pPr>
-        <w:rPr>
-          <w:lang w:val="en-US"/>
-        </w:rPr>
-      </w:pPr>
-    </w:p>
-    <w:p>
-      <w:pPr>
-        <w:rPr>
-          <w:lang w:val="en-US"/>
-        </w:rPr>
-      </w:pPr>
-    </w:p>
-    <w:p>
-      <w:pPr>
-        <w:rPr>
-          <w:lang w:val="en-US"/>
-        </w:rPr>
-      </w:pPr>
-    </w:p>
-    <w:p>
-      <w:pPr>
-        <w:rPr>
-          <w:lang w:val="en-US"/>
-        </w:rPr>
-      </w:pPr>
-    </w:p>
-    <w:p>
-      <w:pPr>
-        <w:rPr>
-          <w:lang w:val="en-US"/>
-        </w:rPr>
-      </w:pPr>
-    </w:p>
-    <w:p>
-      <w:pPr>
-        <w:rPr>
-          <w:lang w:val="en-US"/>
-        </w:rPr>
-      </w:pPr>
-    </w:p>
-    <w:p>
-      <w:pPr>
-        <w:rPr>
-          <w:lang w:val="en-US"/>
-        </w:rPr>
-      </w:pPr>
-    </w:p>
-    <w:p>
-      <w:pPr>
-        <w:rPr>
-          <w:lang w:val="en-US"/>
-        </w:rPr>
-      </w:pPr>
-    </w:p>
-    <w:p>
-      <w:pPr>
-        <w:rPr>
-          <w:lang w:val="en-US"/>
-        </w:rPr>
-      </w:pPr>
-    </w:p>
-    <w:p>
-      <w:pPr>
-        <w:rPr>
-          <w:lang w:val="en-US"/>
-        </w:rPr>
-      </w:pPr>
       <w:r>
         <w:rPr>
           <w:noProof/>
@@ -13585,13 +14202,13 @@
         <mc:AlternateContent>
           <mc:Choice Requires="wps">
             <w:drawing>
-              <wp:anchor distT="45720" distB="45720" distL="114300" distR="114300" simplePos="0" relativeHeight="251962368" behindDoc="0" locked="0" layoutInCell="1" allowOverlap="1" wp14:anchorId="30BD1765" wp14:editId="6AC226D5">
+              <wp:anchor distT="45720" distB="45720" distL="114300" distR="114300" simplePos="0" relativeHeight="251962368" behindDoc="0" locked="0" layoutInCell="1" allowOverlap="1" wp14:anchorId="30BD1765" wp14:editId="796A8D49">
                 <wp:simplePos x="0" y="0"/>
                 <wp:positionH relativeFrom="margin">
-                  <wp:align>right</wp:align>
+                  <wp:posOffset>9525</wp:posOffset>
                 </wp:positionH>
                 <wp:positionV relativeFrom="paragraph">
-                  <wp:posOffset>-139337</wp:posOffset>
+                  <wp:posOffset>1905</wp:posOffset>
                 </wp:positionV>
                 <wp:extent cx="10956290" cy="6803571"/>
                 <wp:effectExtent l="0" t="0" r="0" b="0"/>
@@ -13626,26 +14243,13 @@
                         <w:txbxContent>
                           <w:p>
                             <w:pPr>
-                              <w:rPr>
-                                <w:b/>
-                                <w:bCs/>
-                              </w:rPr>
+                              <w:pStyle w:val="Ttulo1"/>
                             </w:pPr>
                             <w:r>
-                              <w:rPr>
-                                <w:b/>
-                                <w:bCs/>
-                              </w:rPr>
                               <w:t>Reto 2: Restricciones de Datos</w:t>
                             </w:r>
                           </w:p>
-                          <w:p>
-                            <w:pPr>
-                              <w:rPr>
-                                <w:lang w:val="en-US"/>
-                              </w:rPr>
-                            </w:pPr>
-                          </w:p>
+                          <w:p/>
                           <w:p>
                             <w:r>
                               <w:rPr>
@@ -13925,23 +14529,22 @@
                           <w:p>
                             <w:pPr>
                               <w:pStyle w:val="Sinespaciado"/>
-                              <w:rPr>
-                                <w:lang w:val="en-US"/>
-                              </w:rPr>
                             </w:pPr>
                             <w:r>
-                              <w:rPr>
-                                <w:lang w:val="en-US"/>
-                              </w:rPr>
-                              <w:t>&lt;/form&gt;</w:t>
+                              <w:t>&lt;/</w:t>
+                            </w:r>
+                            <w:proofErr w:type="spellStart"/>
+                            <w:r>
+                              <w:t>form</w:t>
+                            </w:r>
+                            <w:proofErr w:type="spellEnd"/>
+                            <w:r>
+                              <w:t>&gt;</w:t>
                             </w:r>
                           </w:p>
                           <w:p>
                             <w:pPr>
                               <w:pStyle w:val="Sinespaciado"/>
-                              <w:rPr>
-                                <w:lang w:val="en-US"/>
-                              </w:rPr>
                             </w:pPr>
                           </w:p>
                           <w:p>
@@ -14256,31 +14859,18 @@
           </mc:Choice>
           <mc:Fallback>
             <w:pict>
-              <v:shape w14:anchorId="30BD1765" id="_x0000_s1040" type="#_x0000_t202" style="position:absolute;margin-left:811.5pt;margin-top:-10.95pt;width:862.7pt;height:535.7pt;z-index:251962368;visibility:visible;mso-wrap-style:square;mso-width-percent:0;mso-height-percent:0;mso-wrap-distance-left:9pt;mso-wrap-distance-top:3.6pt;mso-wrap-distance-right:9pt;mso-wrap-distance-bottom:3.6pt;mso-position-horizontal:right;mso-position-horizontal-relative:margin;mso-position-vertical:absolute;mso-position-vertical-relative:text;mso-width-percent:0;mso-height-percent:0;mso-width-relative:margin;mso-height-relative:margin;v-text-anchor:top" o:gfxdata="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" filled="f" stroked="f">
+              <v:shape w14:anchorId="30BD1765" id="_x0000_s1041" type="#_x0000_t202" style="position:absolute;margin-left:.75pt;margin-top:.15pt;width:862.7pt;height:535.7pt;z-index:251962368;visibility:visible;mso-wrap-style:square;mso-width-percent:0;mso-height-percent:0;mso-wrap-distance-left:9pt;mso-wrap-distance-top:3.6pt;mso-wrap-distance-right:9pt;mso-wrap-distance-bottom:3.6pt;mso-position-horizontal:absolute;mso-position-horizontal-relative:margin;mso-position-vertical:absolute;mso-position-vertical-relative:text;mso-width-percent:0;mso-height-percent:0;mso-width-relative:margin;mso-height-relative:margin;v-text-anchor:top" o:gfxdata="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" filled="f" stroked="f">
                 <v:textbox>
                   <w:txbxContent>
                     <w:p>
                       <w:pPr>
-                        <w:rPr>
-                          <w:b/>
-                          <w:bCs/>
-                        </w:rPr>
+                        <w:pStyle w:val="Ttulo1"/>
                       </w:pPr>
                       <w:r>
-                        <w:rPr>
-                          <w:b/>
-                          <w:bCs/>
-                        </w:rPr>
                         <w:t>Reto 2: Restricciones de Datos</w:t>
                       </w:r>
                     </w:p>
-                    <w:p>
-                      <w:pPr>
-                        <w:rPr>
-                          <w:lang w:val="en-US"/>
-                        </w:rPr>
-                      </w:pPr>
-                    </w:p>
+                    <w:p/>
                     <w:p>
                       <w:r>
                         <w:rPr>
@@ -14560,23 +15150,22 @@
                     <w:p>
                       <w:pPr>
                         <w:pStyle w:val="Sinespaciado"/>
-                        <w:rPr>
-                          <w:lang w:val="en-US"/>
-                        </w:rPr>
                       </w:pPr>
                       <w:r>
-                        <w:rPr>
-                          <w:lang w:val="en-US"/>
-                        </w:rPr>
-                        <w:t>&lt;/form&gt;</w:t>
+                        <w:t>&lt;/</w:t>
+                      </w:r>
+                      <w:proofErr w:type="spellStart"/>
+                      <w:r>
+                        <w:t>form</w:t>
+                      </w:r>
+                      <w:proofErr w:type="spellEnd"/>
+                      <w:r>
+                        <w:t>&gt;</w:t>
                       </w:r>
                     </w:p>
                     <w:p>
                       <w:pPr>
                         <w:pStyle w:val="Sinespaciado"/>
-                        <w:rPr>
-                          <w:lang w:val="en-US"/>
-                        </w:rPr>
                       </w:pPr>
                     </w:p>
                     <w:p>
@@ -14881,131 +15470,25 @@
         </mc:AlternateContent>
       </w:r>
     </w:p>
+    <w:p/>
+    <w:p/>
+    <w:p/>
+    <w:p/>
+    <w:p/>
+    <w:p/>
+    <w:p/>
+    <w:p/>
+    <w:p/>
+    <w:p/>
+    <w:p/>
+    <w:p/>
+    <w:p/>
+    <w:p/>
+    <w:p/>
+    <w:p/>
+    <w:p/>
+    <w:p/>
     <w:p>
-      <w:pPr>
-        <w:rPr>
-          <w:lang w:val="en-US"/>
-        </w:rPr>
-      </w:pPr>
-    </w:p>
-    <w:p>
-      <w:pPr>
-        <w:rPr>
-          <w:lang w:val="en-US"/>
-        </w:rPr>
-      </w:pPr>
-    </w:p>
-    <w:p>
-      <w:pPr>
-        <w:rPr>
-          <w:lang w:val="en-US"/>
-        </w:rPr>
-      </w:pPr>
-    </w:p>
-    <w:p>
-      <w:pPr>
-        <w:rPr>
-          <w:lang w:val="en-US"/>
-        </w:rPr>
-      </w:pPr>
-    </w:p>
-    <w:p>
-      <w:pPr>
-        <w:rPr>
-          <w:lang w:val="en-US"/>
-        </w:rPr>
-      </w:pPr>
-    </w:p>
-    <w:p>
-      <w:pPr>
-        <w:rPr>
-          <w:lang w:val="en-US"/>
-        </w:rPr>
-      </w:pPr>
-    </w:p>
-    <w:p>
-      <w:pPr>
-        <w:rPr>
-          <w:lang w:val="en-US"/>
-        </w:rPr>
-      </w:pPr>
-    </w:p>
-    <w:p>
-      <w:pPr>
-        <w:rPr>
-          <w:lang w:val="en-US"/>
-        </w:rPr>
-      </w:pPr>
-    </w:p>
-    <w:p>
-      <w:pPr>
-        <w:rPr>
-          <w:lang w:val="en-US"/>
-        </w:rPr>
-      </w:pPr>
-    </w:p>
-    <w:p>
-      <w:pPr>
-        <w:rPr>
-          <w:lang w:val="en-US"/>
-        </w:rPr>
-      </w:pPr>
-    </w:p>
-    <w:p>
-      <w:pPr>
-        <w:rPr>
-          <w:lang w:val="en-US"/>
-        </w:rPr>
-      </w:pPr>
-    </w:p>
-    <w:p>
-      <w:pPr>
-        <w:rPr>
-          <w:lang w:val="en-US"/>
-        </w:rPr>
-      </w:pPr>
-    </w:p>
-    <w:p>
-      <w:pPr>
-        <w:rPr>
-          <w:lang w:val="en-US"/>
-        </w:rPr>
-      </w:pPr>
-    </w:p>
-    <w:p>
-      <w:pPr>
-        <w:rPr>
-          <w:lang w:val="en-US"/>
-        </w:rPr>
-      </w:pPr>
-    </w:p>
-    <w:p>
-      <w:pPr>
-        <w:rPr>
-          <w:lang w:val="en-US"/>
-        </w:rPr>
-      </w:pPr>
-    </w:p>
-    <w:p>
-      <w:pPr>
-        <w:rPr>
-          <w:lang w:val="en-US"/>
-        </w:rPr>
-      </w:pPr>
-    </w:p>
-    <w:p>
-      <w:pPr>
-        <w:rPr>
-          <w:lang w:val="en-US"/>
-        </w:rPr>
-      </w:pPr>
-    </w:p>
-    <w:p>
-      <w:pPr>
-        <w:rPr>
-          <w:lang w:val="en-US"/>
-        </w:rPr>
-      </w:pPr>
       <w:r>
         <w:rPr>
           <w:noProof/>
@@ -15014,13 +15497,13 @@
         <mc:AlternateContent>
           <mc:Choice Requires="wps">
             <w:drawing>
-              <wp:anchor distT="45720" distB="45720" distL="114300" distR="114300" simplePos="0" relativeHeight="251964416" behindDoc="0" locked="0" layoutInCell="1" allowOverlap="1" wp14:anchorId="3A05BE06" wp14:editId="7F025DCE">
+              <wp:anchor distT="45720" distB="45720" distL="114300" distR="114300" simplePos="0" relativeHeight="251964416" behindDoc="0" locked="0" layoutInCell="1" allowOverlap="1" wp14:anchorId="3A05BE06" wp14:editId="68057F0B">
                 <wp:simplePos x="0" y="0"/>
                 <wp:positionH relativeFrom="margin">
-                  <wp:align>right</wp:align>
+                  <wp:posOffset>62865</wp:posOffset>
                 </wp:positionH>
                 <wp:positionV relativeFrom="paragraph">
-                  <wp:posOffset>-120468</wp:posOffset>
+                  <wp:posOffset>-22860</wp:posOffset>
                 </wp:positionV>
                 <wp:extent cx="10956290" cy="6934200"/>
                 <wp:effectExtent l="0" t="0" r="0" b="0"/>
@@ -15387,7 +15870,7 @@
           </mc:Choice>
           <mc:Fallback>
             <w:pict>
-              <v:shape w14:anchorId="3A05BE06" id="_x0000_s1041" type="#_x0000_t202" style="position:absolute;margin-left:811.5pt;margin-top:-9.5pt;width:862.7pt;height:546pt;z-index:251964416;visibility:visible;mso-wrap-style:square;mso-width-percent:0;mso-height-percent:0;mso-wrap-distance-left:9pt;mso-wrap-distance-top:3.6pt;mso-wrap-distance-right:9pt;mso-wrap-distance-bottom:3.6pt;mso-position-horizontal:right;mso-position-horizontal-relative:margin;mso-position-vertical:absolute;mso-position-vertical-relative:text;mso-width-percent:0;mso-height-percent:0;mso-width-relative:margin;mso-height-relative:margin;v-text-anchor:top" o:gfxdata="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" filled="f" stroked="f">
+              <v:shape w14:anchorId="3A05BE06" id="_x0000_s1042" type="#_x0000_t202" style="position:absolute;margin-left:4.95pt;margin-top:-1.8pt;width:862.7pt;height:546pt;z-index:251964416;visibility:visible;mso-wrap-style:square;mso-width-percent:0;mso-height-percent:0;mso-wrap-distance-left:9pt;mso-wrap-distance-top:3.6pt;mso-wrap-distance-right:9pt;mso-wrap-distance-bottom:3.6pt;mso-position-horizontal:absolute;mso-position-horizontal-relative:margin;mso-position-vertical:absolute;mso-position-vertical-relative:text;mso-width-percent:0;mso-height-percent:0;mso-width-relative:margin;mso-height-relative:margin;v-text-anchor:top" o:gfxdata="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" filled="f" stroked="f">
                 <v:textbox>
                   <w:txbxContent>
                     <w:p>
@@ -15714,138 +16197,24 @@
         </mc:AlternateContent>
       </w:r>
     </w:p>
+    <w:p/>
+    <w:p/>
+    <w:p/>
+    <w:p/>
+    <w:p/>
+    <w:p/>
+    <w:p/>
+    <w:p/>
+    <w:p/>
+    <w:p/>
+    <w:p/>
+    <w:p/>
+    <w:p/>
+    <w:p/>
+    <w:p/>
+    <w:p/>
+    <w:p/>
     <w:p>
-      <w:pPr>
-        <w:rPr>
-          <w:lang w:val="en-US"/>
-        </w:rPr>
-      </w:pPr>
-    </w:p>
-    <w:p>
-      <w:pPr>
-        <w:rPr>
-          <w:lang w:val="en-US"/>
-        </w:rPr>
-      </w:pPr>
-    </w:p>
-    <w:p>
-      <w:pPr>
-        <w:rPr>
-          <w:lang w:val="en-US"/>
-        </w:rPr>
-      </w:pPr>
-    </w:p>
-    <w:p>
-      <w:pPr>
-        <w:rPr>
-          <w:lang w:val="en-US"/>
-        </w:rPr>
-      </w:pPr>
-    </w:p>
-    <w:p>
-      <w:pPr>
-        <w:rPr>
-          <w:lang w:val="en-US"/>
-        </w:rPr>
-      </w:pPr>
-    </w:p>
-    <w:p>
-      <w:pPr>
-        <w:rPr>
-          <w:lang w:val="en-US"/>
-        </w:rPr>
-      </w:pPr>
-    </w:p>
-    <w:p>
-      <w:pPr>
-        <w:rPr>
-          <w:lang w:val="en-US"/>
-        </w:rPr>
-      </w:pPr>
-    </w:p>
-    <w:p>
-      <w:pPr>
-        <w:rPr>
-          <w:lang w:val="en-US"/>
-        </w:rPr>
-      </w:pPr>
-    </w:p>
-    <w:p>
-      <w:pPr>
-        <w:rPr>
-          <w:lang w:val="en-US"/>
-        </w:rPr>
-      </w:pPr>
-    </w:p>
-    <w:p>
-      <w:pPr>
-        <w:rPr>
-          <w:lang w:val="en-US"/>
-        </w:rPr>
-      </w:pPr>
-    </w:p>
-    <w:p>
-      <w:pPr>
-        <w:rPr>
-          <w:lang w:val="en-US"/>
-        </w:rPr>
-      </w:pPr>
-    </w:p>
-    <w:p>
-      <w:pPr>
-        <w:rPr>
-          <w:lang w:val="en-US"/>
-        </w:rPr>
-      </w:pPr>
-    </w:p>
-    <w:p>
-      <w:pPr>
-        <w:rPr>
-          <w:lang w:val="en-US"/>
-        </w:rPr>
-      </w:pPr>
-    </w:p>
-    <w:p>
-      <w:pPr>
-        <w:rPr>
-          <w:lang w:val="en-US"/>
-        </w:rPr>
-      </w:pPr>
-    </w:p>
-    <w:p>
-      <w:pPr>
-        <w:rPr>
-          <w:lang w:val="en-US"/>
-        </w:rPr>
-      </w:pPr>
-    </w:p>
-    <w:p>
-      <w:pPr>
-        <w:rPr>
-          <w:lang w:val="en-US"/>
-        </w:rPr>
-      </w:pPr>
-    </w:p>
-    <w:p>
-      <w:pPr>
-        <w:rPr>
-          <w:lang w:val="en-US"/>
-        </w:rPr>
-      </w:pPr>
-    </w:p>
-    <w:p>
-      <w:pPr>
-        <w:rPr>
-          <w:lang w:val="en-US"/>
-        </w:rPr>
-      </w:pPr>
-    </w:p>
-    <w:p>
-      <w:pPr>
-        <w:rPr>
-          <w:lang w:val="en-US"/>
-        </w:rPr>
-      </w:pPr>
       <w:r>
         <w:rPr>
           <w:noProof/>
@@ -15854,13 +16223,13 @@
         <mc:AlternateContent>
           <mc:Choice Requires="wps">
             <w:drawing>
-              <wp:anchor distT="45720" distB="45720" distL="114300" distR="114300" simplePos="0" relativeHeight="251968512" behindDoc="0" locked="0" layoutInCell="1" allowOverlap="1" wp14:anchorId="5EC472B0" wp14:editId="0C7A510C">
+              <wp:anchor distT="45720" distB="45720" distL="114300" distR="114300" simplePos="0" relativeHeight="251968512" behindDoc="0" locked="0" layoutInCell="1" allowOverlap="1" wp14:anchorId="5EC472B0" wp14:editId="5FA87017">
                 <wp:simplePos x="0" y="0"/>
                 <wp:positionH relativeFrom="margin">
-                  <wp:align>left</wp:align>
+                  <wp:posOffset>68580</wp:posOffset>
                 </wp:positionH>
                 <wp:positionV relativeFrom="paragraph">
-                  <wp:posOffset>47626</wp:posOffset>
+                  <wp:posOffset>13335</wp:posOffset>
                 </wp:positionV>
                 <wp:extent cx="10956290" cy="6762750"/>
                 <wp:effectExtent l="0" t="0" r="0" b="0"/>
@@ -16212,7 +16581,7 @@
           </mc:Choice>
           <mc:Fallback>
             <w:pict>
-              <v:shape w14:anchorId="5EC472B0" id="_x0000_s1042" type="#_x0000_t202" style="position:absolute;margin-left:0;margin-top:3.75pt;width:862.7pt;height:532.5pt;z-index:251968512;visibility:visible;mso-wrap-style:square;mso-width-percent:0;mso-height-percent:0;mso-wrap-distance-left:9pt;mso-wrap-distance-top:3.6pt;mso-wrap-distance-right:9pt;mso-wrap-distance-bottom:3.6pt;mso-position-horizontal:left;mso-position-horizontal-relative:margin;mso-position-vertical:absolute;mso-position-vertical-relative:text;mso-width-percent:0;mso-height-percent:0;mso-width-relative:margin;mso-height-relative:margin;v-text-anchor:top" o:gfxdata="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" filled="f" stroked="f">
+              <v:shape w14:anchorId="5EC472B0" id="_x0000_s1043" type="#_x0000_t202" style="position:absolute;margin-left:5.4pt;margin-top:1.05pt;width:862.7pt;height:532.5pt;z-index:251968512;visibility:visible;mso-wrap-style:square;mso-width-percent:0;mso-height-percent:0;mso-wrap-distance-left:9pt;mso-wrap-distance-top:3.6pt;mso-wrap-distance-right:9pt;mso-wrap-distance-bottom:3.6pt;mso-position-horizontal:absolute;mso-position-horizontal-relative:margin;mso-position-vertical:absolute;mso-position-vertical-relative:text;mso-width-percent:0;mso-height-percent:0;mso-width-relative:margin;mso-height-relative:margin;v-text-anchor:top" o:gfxdata="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" filled="f" stroked="f">
                 <v:textbox>
                   <w:txbxContent>
                     <w:p>
@@ -16524,131 +16893,25 @@
         </mc:AlternateContent>
       </w:r>
     </w:p>
+    <w:p/>
+    <w:p/>
+    <w:p/>
+    <w:p/>
+    <w:p/>
+    <w:p/>
+    <w:p/>
+    <w:p/>
+    <w:p/>
+    <w:p/>
+    <w:p/>
+    <w:p/>
+    <w:p/>
+    <w:p/>
+    <w:p/>
+    <w:p/>
+    <w:p/>
+    <w:p/>
     <w:p>
-      <w:pPr>
-        <w:rPr>
-          <w:lang w:val="en-US"/>
-        </w:rPr>
-      </w:pPr>
-    </w:p>
-    <w:p>
-      <w:pPr>
-        <w:rPr>
-          <w:lang w:val="en-US"/>
-        </w:rPr>
-      </w:pPr>
-    </w:p>
-    <w:p>
-      <w:pPr>
-        <w:rPr>
-          <w:lang w:val="en-US"/>
-        </w:rPr>
-      </w:pPr>
-    </w:p>
-    <w:p>
-      <w:pPr>
-        <w:rPr>
-          <w:lang w:val="en-US"/>
-        </w:rPr>
-      </w:pPr>
-    </w:p>
-    <w:p>
-      <w:pPr>
-        <w:rPr>
-          <w:lang w:val="en-US"/>
-        </w:rPr>
-      </w:pPr>
-    </w:p>
-    <w:p>
-      <w:pPr>
-        <w:rPr>
-          <w:lang w:val="en-US"/>
-        </w:rPr>
-      </w:pPr>
-    </w:p>
-    <w:p>
-      <w:pPr>
-        <w:rPr>
-          <w:lang w:val="en-US"/>
-        </w:rPr>
-      </w:pPr>
-    </w:p>
-    <w:p>
-      <w:pPr>
-        <w:rPr>
-          <w:lang w:val="en-US"/>
-        </w:rPr>
-      </w:pPr>
-    </w:p>
-    <w:p>
-      <w:pPr>
-        <w:rPr>
-          <w:lang w:val="en-US"/>
-        </w:rPr>
-      </w:pPr>
-    </w:p>
-    <w:p>
-      <w:pPr>
-        <w:rPr>
-          <w:lang w:val="en-US"/>
-        </w:rPr>
-      </w:pPr>
-    </w:p>
-    <w:p>
-      <w:pPr>
-        <w:rPr>
-          <w:lang w:val="en-US"/>
-        </w:rPr>
-      </w:pPr>
-    </w:p>
-    <w:p>
-      <w:pPr>
-        <w:rPr>
-          <w:lang w:val="en-US"/>
-        </w:rPr>
-      </w:pPr>
-    </w:p>
-    <w:p>
-      <w:pPr>
-        <w:rPr>
-          <w:lang w:val="en-US"/>
-        </w:rPr>
-      </w:pPr>
-    </w:p>
-    <w:p>
-      <w:pPr>
-        <w:rPr>
-          <w:lang w:val="en-US"/>
-        </w:rPr>
-      </w:pPr>
-    </w:p>
-    <w:p>
-      <w:pPr>
-        <w:rPr>
-          <w:lang w:val="en-US"/>
-        </w:rPr>
-      </w:pPr>
-    </w:p>
-    <w:p>
-      <w:pPr>
-        <w:rPr>
-          <w:lang w:val="en-US"/>
-        </w:rPr>
-      </w:pPr>
-    </w:p>
-    <w:p>
-      <w:pPr>
-        <w:rPr>
-          <w:lang w:val="en-US"/>
-        </w:rPr>
-      </w:pPr>
-    </w:p>
-    <w:p>
-      <w:pPr>
-        <w:rPr>
-          <w:lang w:val="en-US"/>
-        </w:rPr>
-      </w:pPr>
       <w:r>
         <w:rPr>
           <w:noProof/>
@@ -16657,13 +16920,13 @@
         <mc:AlternateContent>
           <mc:Choice Requires="wps">
             <w:drawing>
-              <wp:anchor distT="45720" distB="45720" distL="114300" distR="114300" simplePos="0" relativeHeight="251966464" behindDoc="0" locked="0" layoutInCell="1" allowOverlap="1" wp14:anchorId="4BD4375D" wp14:editId="612AA189">
+              <wp:anchor distT="45720" distB="45720" distL="114300" distR="114300" simplePos="0" relativeHeight="251966464" behindDoc="0" locked="0" layoutInCell="1" allowOverlap="1" wp14:anchorId="4BD4375D" wp14:editId="7005C020">
                 <wp:simplePos x="0" y="0"/>
                 <wp:positionH relativeFrom="margin">
                   <wp:posOffset>0</wp:posOffset>
                 </wp:positionH>
                 <wp:positionV relativeFrom="paragraph">
-                  <wp:posOffset>48491</wp:posOffset>
+                  <wp:posOffset>-56515</wp:posOffset>
                 </wp:positionV>
                 <wp:extent cx="10956290" cy="6968836"/>
                 <wp:effectExtent l="0" t="0" r="0" b="3810"/>
@@ -17188,7 +17451,7 @@
           </mc:Choice>
           <mc:Fallback>
             <w:pict>
-              <v:shape w14:anchorId="4BD4375D" id="_x0000_s1043" type="#_x0000_t202" style="position:absolute;margin-left:0;margin-top:3.8pt;width:862.7pt;height:548.75pt;z-index:251966464;visibility:visible;mso-wrap-style:square;mso-width-percent:0;mso-height-percent:0;mso-wrap-distance-left:9pt;mso-wrap-distance-top:3.6pt;mso-wrap-distance-right:9pt;mso-wrap-distance-bottom:3.6pt;mso-position-horizontal:absolute;mso-position-horizontal-relative:margin;mso-position-vertical:absolute;mso-position-vertical-relative:text;mso-width-percent:0;mso-height-percent:0;mso-width-relative:margin;mso-height-relative:margin;v-text-anchor:top" o:gfxdata="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" filled="f" stroked="f">
+              <v:shape w14:anchorId="4BD4375D" id="_x0000_s1044" type="#_x0000_t202" style="position:absolute;margin-left:0;margin-top:-4.45pt;width:862.7pt;height:548.75pt;z-index:251966464;visibility:visible;mso-wrap-style:square;mso-width-percent:0;mso-height-percent:0;mso-wrap-distance-left:9pt;mso-wrap-distance-top:3.6pt;mso-wrap-distance-right:9pt;mso-wrap-distance-bottom:3.6pt;mso-position-horizontal:absolute;mso-position-horizontal-relative:margin;mso-position-vertical:absolute;mso-position-vertical-relative:text;mso-width-percent:0;mso-height-percent:0;mso-width-relative:margin;mso-height-relative:margin;v-text-anchor:top" o:gfxdata="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" filled="f" stroked="f">
                 <v:textbox>
                   <w:txbxContent>
                     <w:p>
@@ -17673,132 +17936,23 @@
         </mc:AlternateContent>
       </w:r>
     </w:p>
-    <w:p>
-      <w:pPr>
-        <w:rPr>
-          <w:lang w:val="en-US"/>
-        </w:rPr>
-      </w:pPr>
-    </w:p>
-    <w:p>
-      <w:pPr>
-        <w:rPr>
-          <w:lang w:val="en-US"/>
-        </w:rPr>
-      </w:pPr>
-    </w:p>
-    <w:p>
-      <w:pPr>
-        <w:rPr>
-          <w:lang w:val="en-US"/>
-        </w:rPr>
-      </w:pPr>
-    </w:p>
-    <w:p>
-      <w:pPr>
-        <w:rPr>
-          <w:lang w:val="en-US"/>
-        </w:rPr>
-      </w:pPr>
-    </w:p>
-    <w:p>
-      <w:pPr>
-        <w:rPr>
-          <w:lang w:val="en-US"/>
-        </w:rPr>
-      </w:pPr>
-    </w:p>
-    <w:p>
-      <w:pPr>
-        <w:rPr>
-          <w:lang w:val="en-US"/>
-        </w:rPr>
-      </w:pPr>
-    </w:p>
-    <w:p>
-      <w:pPr>
-        <w:rPr>
-          <w:lang w:val="en-US"/>
-        </w:rPr>
-      </w:pPr>
-    </w:p>
-    <w:p>
-      <w:pPr>
-        <w:rPr>
-          <w:lang w:val="en-US"/>
-        </w:rPr>
-      </w:pPr>
-    </w:p>
-    <w:p>
-      <w:pPr>
-        <w:rPr>
-          <w:lang w:val="en-US"/>
-        </w:rPr>
-      </w:pPr>
-    </w:p>
-    <w:p>
-      <w:pPr>
-        <w:rPr>
-          <w:lang w:val="en-US"/>
-        </w:rPr>
-      </w:pPr>
-    </w:p>
-    <w:p>
-      <w:pPr>
-        <w:rPr>
-          <w:lang w:val="en-US"/>
-        </w:rPr>
-      </w:pPr>
-    </w:p>
-    <w:p>
-      <w:pPr>
-        <w:rPr>
-          <w:lang w:val="en-US"/>
-        </w:rPr>
-      </w:pPr>
-    </w:p>
-    <w:p>
-      <w:pPr>
-        <w:rPr>
-          <w:lang w:val="en-US"/>
-        </w:rPr>
-      </w:pPr>
-    </w:p>
-    <w:p>
-      <w:pPr>
-        <w:rPr>
-          <w:lang w:val="en-US"/>
-        </w:rPr>
-      </w:pPr>
-    </w:p>
-    <w:p>
-      <w:pPr>
-        <w:rPr>
-          <w:lang w:val="en-US"/>
-        </w:rPr>
-      </w:pPr>
-    </w:p>
-    <w:p>
-      <w:pPr>
-        <w:rPr>
-          <w:lang w:val="en-US"/>
-        </w:rPr>
-      </w:pPr>
-    </w:p>
-    <w:p>
-      <w:pPr>
-        <w:rPr>
-          <w:lang w:val="en-US"/>
-        </w:rPr>
-      </w:pPr>
-    </w:p>
-    <w:p>
-      <w:pPr>
-        <w:rPr>
-          <w:lang w:val="en-US"/>
-        </w:rPr>
-      </w:pPr>
-    </w:p>
+    <w:p/>
+    <w:p/>
+    <w:p/>
+    <w:p/>
+    <w:p/>
+    <w:p/>
+    <w:p/>
+    <w:p/>
+    <w:p/>
+    <w:p/>
+    <w:p/>
+    <w:p/>
+    <w:p/>
+    <w:p/>
+    <w:p/>
+    <w:p/>
+    <w:p/>
     <w:sectPr>
       <w:footerReference w:type="even" r:id="rId10"/>
       <w:footerReference w:type="default" r:id="rId11"/>
@@ -19215,6 +19369,119 @@
     </w:lvl>
   </w:abstractNum>
   <w:abstractNum w:abstractNumId="9" w15:restartNumberingAfterBreak="0">
+    <w:nsid w:val="32761289"/>
+    <w:multiLevelType w:val="multilevel"/>
+    <w:tmpl w:val="7806E09E"/>
+    <w:lvl w:ilvl="0">
+      <w:start w:val="1"/>
+      <w:numFmt w:val="decimal"/>
+      <w:lvlText w:val="%1."/>
+      <w:lvlJc w:val="left"/>
+      <w:pPr>
+        <w:tabs>
+          <w:tab w:val="num" w:pos="720"/>
+        </w:tabs>
+        <w:ind w:left="720" w:hanging="360"/>
+      </w:pPr>
+    </w:lvl>
+    <w:lvl w:ilvl="1" w:tentative="1">
+      <w:start w:val="1"/>
+      <w:numFmt w:val="decimal"/>
+      <w:lvlText w:val="%2."/>
+      <w:lvlJc w:val="left"/>
+      <w:pPr>
+        <w:tabs>
+          <w:tab w:val="num" w:pos="1440"/>
+        </w:tabs>
+        <w:ind w:left="1440" w:hanging="360"/>
+      </w:pPr>
+    </w:lvl>
+    <w:lvl w:ilvl="2" w:tentative="1">
+      <w:start w:val="1"/>
+      <w:numFmt w:val="decimal"/>
+      <w:lvlText w:val="%3."/>
+      <w:lvlJc w:val="left"/>
+      <w:pPr>
+        <w:tabs>
+          <w:tab w:val="num" w:pos="2160"/>
+        </w:tabs>
+        <w:ind w:left="2160" w:hanging="360"/>
+      </w:pPr>
+    </w:lvl>
+    <w:lvl w:ilvl="3" w:tentative="1">
+      <w:start w:val="1"/>
+      <w:numFmt w:val="decimal"/>
+      <w:lvlText w:val="%4."/>
+      <w:lvlJc w:val="left"/>
+      <w:pPr>
+        <w:tabs>
+          <w:tab w:val="num" w:pos="2880"/>
+        </w:tabs>
+        <w:ind w:left="2880" w:hanging="360"/>
+      </w:pPr>
+    </w:lvl>
+    <w:lvl w:ilvl="4" w:tentative="1">
+      <w:start w:val="1"/>
+      <w:numFmt w:val="decimal"/>
+      <w:lvlText w:val="%5."/>
+      <w:lvlJc w:val="left"/>
+      <w:pPr>
+        <w:tabs>
+          <w:tab w:val="num" w:pos="3600"/>
+        </w:tabs>
+        <w:ind w:left="3600" w:hanging="360"/>
+      </w:pPr>
+    </w:lvl>
+    <w:lvl w:ilvl="5" w:tentative="1">
+      <w:start w:val="1"/>
+      <w:numFmt w:val="decimal"/>
+      <w:lvlText w:val="%6."/>
+      <w:lvlJc w:val="left"/>
+      <w:pPr>
+        <w:tabs>
+          <w:tab w:val="num" w:pos="4320"/>
+        </w:tabs>
+        <w:ind w:left="4320" w:hanging="360"/>
+      </w:pPr>
+    </w:lvl>
+    <w:lvl w:ilvl="6" w:tentative="1">
+      <w:start w:val="1"/>
+      <w:numFmt w:val="decimal"/>
+      <w:lvlText w:val="%7."/>
+      <w:lvlJc w:val="left"/>
+      <w:pPr>
+        <w:tabs>
+          <w:tab w:val="num" w:pos="5040"/>
+        </w:tabs>
+        <w:ind w:left="5040" w:hanging="360"/>
+      </w:pPr>
+    </w:lvl>
+    <w:lvl w:ilvl="7" w:tentative="1">
+      <w:start w:val="1"/>
+      <w:numFmt w:val="decimal"/>
+      <w:lvlText w:val="%8."/>
+      <w:lvlJc w:val="left"/>
+      <w:pPr>
+        <w:tabs>
+          <w:tab w:val="num" w:pos="5760"/>
+        </w:tabs>
+        <w:ind w:left="5760" w:hanging="360"/>
+      </w:pPr>
+    </w:lvl>
+    <w:lvl w:ilvl="8" w:tentative="1">
+      <w:start w:val="1"/>
+      <w:numFmt w:val="decimal"/>
+      <w:lvlText w:val="%9."/>
+      <w:lvlJc w:val="left"/>
+      <w:pPr>
+        <w:tabs>
+          <w:tab w:val="num" w:pos="6480"/>
+        </w:tabs>
+        <w:ind w:left="6480" w:hanging="360"/>
+      </w:pPr>
+    </w:lvl>
+  </w:abstractNum>
+  <w:abstractNum w:abstractNumId="10" w15:restartNumberingAfterBreak="0">
     <w:nsid w:val="34F318AE"/>
     <w:multiLevelType w:val="multilevel"/>
     <w:tmpl w:val="FE92F466"/>
@@ -19331,7 +19598,7 @@
       </w:pPr>
     </w:lvl>
   </w:abstractNum>
-  <w:abstractNum w:abstractNumId="10" w15:restartNumberingAfterBreak="0">
+  <w:abstractNum w:abstractNumId="11" w15:restartNumberingAfterBreak="0">
     <w:nsid w:val="35973314"/>
     <w:multiLevelType w:val="multilevel"/>
     <w:tmpl w:val="A94687D4"/>
@@ -19480,7 +19747,7 @@
       </w:rPr>
     </w:lvl>
   </w:abstractNum>
-  <w:abstractNum w:abstractNumId="11" w15:restartNumberingAfterBreak="0">
+  <w:abstractNum w:abstractNumId="12" w15:restartNumberingAfterBreak="0">
     <w:nsid w:val="3D5768A6"/>
     <w:multiLevelType w:val="multilevel"/>
     <w:tmpl w:val="FE78E454"/>
@@ -19629,7 +19896,7 @@
       </w:rPr>
     </w:lvl>
   </w:abstractNum>
-  <w:abstractNum w:abstractNumId="12" w15:restartNumberingAfterBreak="0">
+  <w:abstractNum w:abstractNumId="13" w15:restartNumberingAfterBreak="0">
     <w:nsid w:val="402E752D"/>
     <w:multiLevelType w:val="multilevel"/>
     <w:tmpl w:val="288CE8D4"/>
@@ -19742,7 +20009,7 @@
       </w:pPr>
     </w:lvl>
   </w:abstractNum>
-  <w:abstractNum w:abstractNumId="13" w15:restartNumberingAfterBreak="0">
+  <w:abstractNum w:abstractNumId="14" w15:restartNumberingAfterBreak="0">
     <w:nsid w:val="41663A79"/>
     <w:multiLevelType w:val="multilevel"/>
     <w:tmpl w:val="E618AED2"/>
@@ -19891,7 +20158,7 @@
       </w:rPr>
     </w:lvl>
   </w:abstractNum>
-  <w:abstractNum w:abstractNumId="14" w15:restartNumberingAfterBreak="0">
+  <w:abstractNum w:abstractNumId="15" w15:restartNumberingAfterBreak="0">
     <w:nsid w:val="444C50FE"/>
     <w:multiLevelType w:val="multilevel"/>
     <w:tmpl w:val="C26E9022"/>
@@ -20008,7 +20275,7 @@
       </w:pPr>
     </w:lvl>
   </w:abstractNum>
-  <w:abstractNum w:abstractNumId="15" w15:restartNumberingAfterBreak="0">
+  <w:abstractNum w:abstractNumId="16" w15:restartNumberingAfterBreak="0">
     <w:nsid w:val="46D52EC8"/>
     <w:multiLevelType w:val="multilevel"/>
     <w:tmpl w:val="F474B9CE"/>
@@ -20157,7 +20424,7 @@
       </w:rPr>
     </w:lvl>
   </w:abstractNum>
-  <w:abstractNum w:abstractNumId="16" w15:restartNumberingAfterBreak="0">
+  <w:abstractNum w:abstractNumId="17" w15:restartNumberingAfterBreak="0">
     <w:nsid w:val="48314465"/>
     <w:multiLevelType w:val="multilevel"/>
     <w:tmpl w:val="1B609354"/>
@@ -20306,7 +20573,7 @@
       </w:rPr>
     </w:lvl>
   </w:abstractNum>
-  <w:abstractNum w:abstractNumId="17" w15:restartNumberingAfterBreak="0">
+  <w:abstractNum w:abstractNumId="18" w15:restartNumberingAfterBreak="0">
     <w:nsid w:val="494E7E47"/>
     <w:multiLevelType w:val="multilevel"/>
     <w:tmpl w:val="5FB62A28"/>
@@ -20419,7 +20686,7 @@
       </w:pPr>
     </w:lvl>
   </w:abstractNum>
-  <w:abstractNum w:abstractNumId="18" w15:restartNumberingAfterBreak="0">
+  <w:abstractNum w:abstractNumId="19" w15:restartNumberingAfterBreak="0">
     <w:nsid w:val="4CB21012"/>
     <w:multiLevelType w:val="multilevel"/>
     <w:tmpl w:val="6B564358"/>
@@ -20532,7 +20799,7 @@
       </w:pPr>
     </w:lvl>
   </w:abstractNum>
-  <w:abstractNum w:abstractNumId="19" w15:restartNumberingAfterBreak="0">
+  <w:abstractNum w:abstractNumId="20" w15:restartNumberingAfterBreak="0">
     <w:nsid w:val="4F251028"/>
     <w:multiLevelType w:val="multilevel"/>
     <w:tmpl w:val="015CA8DE"/>
@@ -20649,7 +20916,7 @@
       </w:pPr>
     </w:lvl>
   </w:abstractNum>
-  <w:abstractNum w:abstractNumId="20" w15:restartNumberingAfterBreak="0">
+  <w:abstractNum w:abstractNumId="21" w15:restartNumberingAfterBreak="0">
     <w:nsid w:val="518768AA"/>
     <w:multiLevelType w:val="multilevel"/>
     <w:tmpl w:val="11AE9732"/>
@@ -20762,7 +21029,7 @@
       </w:pPr>
     </w:lvl>
   </w:abstractNum>
-  <w:abstractNum w:abstractNumId="21" w15:restartNumberingAfterBreak="0">
+  <w:abstractNum w:abstractNumId="22" w15:restartNumberingAfterBreak="0">
     <w:nsid w:val="527A4EB2"/>
     <w:multiLevelType w:val="multilevel"/>
     <w:tmpl w:val="7374B66C"/>
@@ -20911,7 +21178,7 @@
       </w:rPr>
     </w:lvl>
   </w:abstractNum>
-  <w:abstractNum w:abstractNumId="22" w15:restartNumberingAfterBreak="0">
+  <w:abstractNum w:abstractNumId="23" w15:restartNumberingAfterBreak="0">
     <w:nsid w:val="5C0750BE"/>
     <w:multiLevelType w:val="multilevel"/>
     <w:tmpl w:val="C4929E3C"/>
@@ -21060,7 +21327,7 @@
       </w:rPr>
     </w:lvl>
   </w:abstractNum>
-  <w:abstractNum w:abstractNumId="23" w15:restartNumberingAfterBreak="0">
+  <w:abstractNum w:abstractNumId="24" w15:restartNumberingAfterBreak="0">
     <w:nsid w:val="68CA6A0F"/>
     <w:multiLevelType w:val="multilevel"/>
     <w:tmpl w:val="093C7F8A"/>
@@ -21209,7 +21476,7 @@
       </w:rPr>
     </w:lvl>
   </w:abstractNum>
-  <w:abstractNum w:abstractNumId="24" w15:restartNumberingAfterBreak="0">
+  <w:abstractNum w:abstractNumId="25" w15:restartNumberingAfterBreak="0">
     <w:nsid w:val="6EC84603"/>
     <w:multiLevelType w:val="multilevel"/>
     <w:tmpl w:val="64C0B04E"/>
@@ -21322,7 +21589,7 @@
       </w:pPr>
     </w:lvl>
   </w:abstractNum>
-  <w:abstractNum w:abstractNumId="25" w15:restartNumberingAfterBreak="0">
+  <w:abstractNum w:abstractNumId="26" w15:restartNumberingAfterBreak="0">
     <w:nsid w:val="74357154"/>
     <w:multiLevelType w:val="multilevel"/>
     <w:tmpl w:val="ED9E55D8"/>
@@ -21435,7 +21702,7 @@
       </w:pPr>
     </w:lvl>
   </w:abstractNum>
-  <w:abstractNum w:abstractNumId="26" w15:restartNumberingAfterBreak="0">
+  <w:abstractNum w:abstractNumId="27" w15:restartNumberingAfterBreak="0">
     <w:nsid w:val="771702D3"/>
     <w:multiLevelType w:val="multilevel"/>
     <w:tmpl w:val="163C65A2"/>
@@ -21584,7 +21851,7 @@
       </w:rPr>
     </w:lvl>
   </w:abstractNum>
-  <w:abstractNum w:abstractNumId="27" w15:restartNumberingAfterBreak="0">
+  <w:abstractNum w:abstractNumId="28" w15:restartNumberingAfterBreak="0">
     <w:nsid w:val="7E9F7650"/>
     <w:multiLevelType w:val="multilevel"/>
     <w:tmpl w:val="447A7D72"/>
@@ -21705,37 +21972,37 @@
     <w:abstractNumId w:val="3"/>
   </w:num>
   <w:num w:numId="2" w16cid:durableId="253247884">
-    <w:abstractNumId w:val="11"/>
+    <w:abstractNumId w:val="12"/>
   </w:num>
   <w:num w:numId="3" w16cid:durableId="1553738077">
-    <w:abstractNumId w:val="19"/>
+    <w:abstractNumId w:val="20"/>
   </w:num>
   <w:num w:numId="4" w16cid:durableId="63336862">
-    <w:abstractNumId w:val="27"/>
+    <w:abstractNumId w:val="28"/>
   </w:num>
   <w:num w:numId="5" w16cid:durableId="1384014807">
     <w:abstractNumId w:val="4"/>
   </w:num>
   <w:num w:numId="6" w16cid:durableId="1243370764">
-    <w:abstractNumId w:val="26"/>
+    <w:abstractNumId w:val="27"/>
   </w:num>
   <w:num w:numId="7" w16cid:durableId="2042051661">
-    <w:abstractNumId w:val="22"/>
+    <w:abstractNumId w:val="23"/>
   </w:num>
   <w:num w:numId="8" w16cid:durableId="172502069">
-    <w:abstractNumId w:val="18"/>
+    <w:abstractNumId w:val="19"/>
   </w:num>
   <w:num w:numId="9" w16cid:durableId="1575361681">
     <w:abstractNumId w:val="1"/>
   </w:num>
   <w:num w:numId="10" w16cid:durableId="1008682003">
-    <w:abstractNumId w:val="9"/>
+    <w:abstractNumId w:val="10"/>
   </w:num>
   <w:num w:numId="11" w16cid:durableId="1553611066">
-    <w:abstractNumId w:val="15"/>
+    <w:abstractNumId w:val="16"/>
   </w:num>
   <w:num w:numId="12" w16cid:durableId="2011759969">
-    <w:abstractNumId w:val="21"/>
+    <w:abstractNumId w:val="22"/>
   </w:num>
   <w:num w:numId="13" w16cid:durableId="41909531">
     <w:abstractNumId w:val="8"/>
@@ -21744,22 +22011,22 @@
     <w:abstractNumId w:val="6"/>
   </w:num>
   <w:num w:numId="15" w16cid:durableId="1703818147">
-    <w:abstractNumId w:val="14"/>
+    <w:abstractNumId w:val="15"/>
   </w:num>
   <w:num w:numId="16" w16cid:durableId="779187072">
-    <w:abstractNumId w:val="23"/>
+    <w:abstractNumId w:val="24"/>
   </w:num>
   <w:num w:numId="17" w16cid:durableId="439105465">
-    <w:abstractNumId w:val="24"/>
+    <w:abstractNumId w:val="25"/>
   </w:num>
   <w:num w:numId="18" w16cid:durableId="1724253761">
     <w:abstractNumId w:val="0"/>
   </w:num>
   <w:num w:numId="19" w16cid:durableId="1735196873">
-    <w:abstractNumId w:val="20"/>
+    <w:abstractNumId w:val="21"/>
   </w:num>
   <w:num w:numId="20" w16cid:durableId="563413413">
-    <w:abstractNumId w:val="13"/>
+    <w:abstractNumId w:val="14"/>
   </w:num>
   <w:num w:numId="21" w16cid:durableId="1319455151">
     <w:abstractNumId w:val="5"/>
@@ -21768,22 +22035,25 @@
     <w:abstractNumId w:val="2"/>
   </w:num>
   <w:num w:numId="23" w16cid:durableId="1071461236">
-    <w:abstractNumId w:val="16"/>
+    <w:abstractNumId w:val="17"/>
   </w:num>
   <w:num w:numId="24" w16cid:durableId="1328629722">
-    <w:abstractNumId w:val="12"/>
+    <w:abstractNumId w:val="13"/>
   </w:num>
   <w:num w:numId="25" w16cid:durableId="603267123">
-    <w:abstractNumId w:val="10"/>
+    <w:abstractNumId w:val="11"/>
   </w:num>
   <w:num w:numId="26" w16cid:durableId="1773084870">
-    <w:abstractNumId w:val="25"/>
+    <w:abstractNumId w:val="26"/>
   </w:num>
   <w:num w:numId="27" w16cid:durableId="1453860159">
-    <w:abstractNumId w:val="17"/>
+    <w:abstractNumId w:val="18"/>
   </w:num>
   <w:num w:numId="28" w16cid:durableId="1802528628">
     <w:abstractNumId w:val="7"/>
+  </w:num>
+  <w:num w:numId="29" w16cid:durableId="1753310274">
+    <w:abstractNumId w:val="9"/>
   </w:num>
   <w:numIdMacAtCleanup w:val="7"/>
 </w:numbering>
